--- a/System_Administration/Linux/Week_6_Linux_Projects_Linux_Filesystem_Management.docx
+++ b/System_Administration/Linux/Week_6_Linux_Projects_Linux_Filesystem_Management.docx
@@ -1,12 +1,12 @@
 
 <file path=word/document.xml><?xml version="1.0" encoding="utf-8"?>
-<w:document xmlns:wpc="http://schemas.microsoft.com/office/word/2010/wordprocessingCanvas" xmlns:cx="http://schemas.microsoft.com/office/drawing/2014/chartex" xmlns:cx1="http://schemas.microsoft.com/office/drawing/2015/9/8/chartex" xmlns:cx2="http://schemas.microsoft.com/office/drawing/2015/10/21/chartex" xmlns:cx3="http://schemas.microsoft.com/office/drawing/2016/5/9/chartex" xmlns:cx4="http://schemas.microsoft.com/office/drawing/2016/5/10/chartex" xmlns:cx5="http://schemas.microsoft.com/office/drawing/2016/5/11/chartex" xmlns:cx6="http://schemas.microsoft.com/office/drawing/2016/5/12/chartex" xmlns:cx7="http://schemas.microsoft.com/office/drawing/2016/5/13/chartex" xmlns:cx8="http://schemas.microsoft.com/office/drawing/2016/5/14/chartex" xmlns:mc="http://schemas.openxmlformats.org/markup-compatibility/2006" xmlns:aink="http://schemas.microsoft.com/office/drawing/2016/ink" xmlns:am3d="http://schemas.microsoft.com/office/drawing/2017/model3d" xmlns:o="urn:schemas-microsoft-com:office:office" xmlns:oel="http://schemas.microsoft.com/office/2019/extlst" xmlns:r="http://schemas.openxmlformats.org/officeDocument/2006/relationships" xmlns:m="http://schemas.openxmlformats.org/officeDocument/2006/math" xmlns:v="urn:schemas-microsoft-com:vml" xmlns:wp14="http://schemas.microsoft.com/office/word/2010/wordprocessingDrawing" xmlns:wp="http://schemas.openxmlformats.org/drawingml/2006/wordprocessingDrawing" xmlns:w10="urn:schemas-microsoft-com:office:word" xmlns:w="http://schemas.openxmlformats.org/wordprocessingml/2006/main" xmlns:w14="http://schemas.microsoft.com/office/word/2010/wordml" xmlns:w15="http://schemas.microsoft.com/office/word/2012/wordml" xmlns:w16cex="http://schemas.microsoft.com/office/word/2018/wordml/cex" xmlns:w16cid="http://schemas.microsoft.com/office/word/2016/wordml/cid" xmlns:w16="http://schemas.microsoft.com/office/word/2018/wordml" xmlns:w16du="http://schemas.microsoft.com/office/word/2023/wordml/word16du" xmlns:w16sdtdh="http://schemas.microsoft.com/office/word/2020/wordml/sdtdatahash" xmlns:w16se="http://schemas.microsoft.com/office/word/2015/wordml/symex" xmlns:wpg="http://schemas.microsoft.com/office/word/2010/wordprocessingGroup" xmlns:wpi="http://schemas.microsoft.com/office/word/2010/wordprocessingInk" xmlns:wne="http://schemas.microsoft.com/office/word/2006/wordml" xmlns:wps="http://schemas.microsoft.com/office/word/2010/wordprocessingShape" mc:Ignorable="w14 w15 w16se w16cid w16 w16cex w16sdtdh w16du wp14">
+<w:document xmlns:wpc="http://schemas.microsoft.com/office/word/2010/wordprocessingCanvas" xmlns:cx="http://schemas.microsoft.com/office/drawing/2014/chartex" xmlns:cx1="http://schemas.microsoft.com/office/drawing/2015/9/8/chartex" xmlns:cx2="http://schemas.microsoft.com/office/drawing/2015/10/21/chartex" xmlns:cx3="http://schemas.microsoft.com/office/drawing/2016/5/9/chartex" xmlns:cx4="http://schemas.microsoft.com/office/drawing/2016/5/10/chartex" xmlns:cx5="http://schemas.microsoft.com/office/drawing/2016/5/11/chartex" xmlns:cx6="http://schemas.microsoft.com/office/drawing/2016/5/12/chartex" xmlns:cx7="http://schemas.microsoft.com/office/drawing/2016/5/13/chartex" xmlns:cx8="http://schemas.microsoft.com/office/drawing/2016/5/14/chartex" xmlns:mc="http://schemas.openxmlformats.org/markup-compatibility/2006" xmlns:aink="http://schemas.microsoft.com/office/drawing/2016/ink" xmlns:am3d="http://schemas.microsoft.com/office/drawing/2017/model3d" xmlns:o="urn:schemas-microsoft-com:office:office" xmlns:oel="http://schemas.microsoft.com/office/2019/extlst" xmlns:r="http://schemas.openxmlformats.org/officeDocument/2006/relationships" xmlns:m="http://schemas.openxmlformats.org/officeDocument/2006/math" xmlns:v="urn:schemas-microsoft-com:vml" xmlns:wp14="http://schemas.microsoft.com/office/word/2010/wordprocessingDrawing" xmlns:wp="http://schemas.openxmlformats.org/drawingml/2006/wordprocessingDrawing" xmlns:w10="urn:schemas-microsoft-com:office:word" xmlns:w="http://schemas.openxmlformats.org/wordprocessingml/2006/main" xmlns:w14="http://schemas.microsoft.com/office/word/2010/wordml" xmlns:w15="http://schemas.microsoft.com/office/word/2012/wordml" xmlns:w16cex="http://schemas.microsoft.com/office/word/2018/wordml/cex" xmlns:w16cid="http://schemas.microsoft.com/office/word/2016/wordml/cid" xmlns:w16="http://schemas.microsoft.com/office/word/2018/wordml" xmlns:w16du="http://schemas.microsoft.com/office/word/2023/wordml/word16du" xmlns:w16sdtdh="http://schemas.microsoft.com/office/word/2020/wordml/sdtdatahash" xmlns:w16sdtfl="http://schemas.microsoft.com/office/word/2024/wordml/sdtformatlock" xmlns:w16se="http://schemas.microsoft.com/office/word/2015/wordml/symex" xmlns:wpg="http://schemas.microsoft.com/office/word/2010/wordprocessingGroup" xmlns:wpi="http://schemas.microsoft.com/office/word/2010/wordprocessingInk" xmlns:wne="http://schemas.microsoft.com/office/word/2006/wordml" xmlns:wps="http://schemas.microsoft.com/office/word/2010/wordprocessingShape" mc:Ignorable="w14 w15 w16se w16cid w16 w16cex w16sdtdh w16sdtfl w16du wp14">
   <w:body>
     <w:p>
       <w:pPr>
         <w:pStyle w:val="Heading1"/>
       </w:pPr>
-      <w:bookmarkStart w:id="0" w:name="_Toc171861444"/>
+      <w:bookmarkStart w:id="0" w:name="_Toc207991085"/>
       <w:r>
         <w:t xml:space="preserve">Week </w:t>
       </w:r>
@@ -94,7 +94,7 @@
           <w:r>
             <w:fldChar w:fldCharType="separate"/>
           </w:r>
-          <w:hyperlink w:anchor="_Toc171861444" w:history="1">
+          <w:hyperlink w:anchor="_Toc207991085" w:history="1">
             <w:r>
               <w:rPr>
                 <w:rStyle w:val="Hyperlink"/>
@@ -121,7 +121,7 @@
                 <w:noProof/>
                 <w:webHidden/>
               </w:rPr>
-              <w:instrText xml:space="preserve"> PAGEREF _Toc171861444 \h </w:instrText>
+              <w:instrText xml:space="preserve"> PAGEREF _Toc207991085 \h </w:instrText>
             </w:r>
             <w:r>
               <w:rPr>
@@ -166,7 +166,7 @@
               <w14:ligatures w14:val="standardContextual"/>
             </w:rPr>
           </w:pPr>
-          <w:hyperlink w:anchor="_Toc171861445" w:history="1">
+          <w:hyperlink w:anchor="_Toc207991086" w:history="1">
             <w:r>
               <w:rPr>
                 <w:rStyle w:val="Hyperlink"/>
@@ -193,7 +193,7 @@
                 <w:noProof/>
                 <w:webHidden/>
               </w:rPr>
-              <w:instrText xml:space="preserve"> PAGEREF _Toc171861445 \h </w:instrText>
+              <w:instrText xml:space="preserve"> PAGEREF _Toc207991086 \h </w:instrText>
             </w:r>
             <w:r>
               <w:rPr>
@@ -238,13 +238,13 @@
               <w14:ligatures w14:val="standardContextual"/>
             </w:rPr>
           </w:pPr>
-          <w:hyperlink w:anchor="_Toc171861446" w:history="1">
+          <w:hyperlink w:anchor="_Toc207991087" w:history="1">
             <w:r>
               <w:rPr>
                 <w:rStyle w:val="Hyperlink"/>
                 <w:noProof/>
               </w:rPr>
-              <w:t>Project 4-7: Permissions</w:t>
+              <w:t>Project 4-6: System Information</w:t>
             </w:r>
             <w:r>
               <w:rPr>
@@ -265,7 +265,7 @@
                 <w:noProof/>
                 <w:webHidden/>
               </w:rPr>
-              <w:instrText xml:space="preserve"> PAGEREF _Toc171861446 \h </w:instrText>
+              <w:instrText xml:space="preserve"> PAGEREF _Toc207991087 \h </w:instrText>
             </w:r>
             <w:r>
               <w:rPr>
@@ -310,7 +310,79 @@
               <w14:ligatures w14:val="standardContextual"/>
             </w:rPr>
           </w:pPr>
-          <w:hyperlink w:anchor="_Toc171861447" w:history="1">
+          <w:hyperlink w:anchor="_Toc207991088" w:history="1">
+            <w:r>
+              <w:rPr>
+                <w:rStyle w:val="Hyperlink"/>
+                <w:noProof/>
+              </w:rPr>
+              <w:t>Project 4-7: Permissions</w:t>
+            </w:r>
+            <w:r>
+              <w:rPr>
+                <w:noProof/>
+                <w:webHidden/>
+              </w:rPr>
+              <w:tab/>
+            </w:r>
+            <w:r>
+              <w:rPr>
+                <w:noProof/>
+                <w:webHidden/>
+              </w:rPr>
+              <w:fldChar w:fldCharType="begin"/>
+            </w:r>
+            <w:r>
+              <w:rPr>
+                <w:noProof/>
+                <w:webHidden/>
+              </w:rPr>
+              <w:instrText xml:space="preserve"> PAGEREF _Toc207991088 \h </w:instrText>
+            </w:r>
+            <w:r>
+              <w:rPr>
+                <w:noProof/>
+                <w:webHidden/>
+              </w:rPr>
+            </w:r>
+            <w:r>
+              <w:rPr>
+                <w:noProof/>
+                <w:webHidden/>
+              </w:rPr>
+              <w:fldChar w:fldCharType="separate"/>
+            </w:r>
+            <w:r>
+              <w:rPr>
+                <w:noProof/>
+                <w:webHidden/>
+              </w:rPr>
+              <w:t>2</w:t>
+            </w:r>
+            <w:r>
+              <w:rPr>
+                <w:noProof/>
+                <w:webHidden/>
+              </w:rPr>
+              <w:fldChar w:fldCharType="end"/>
+            </w:r>
+          </w:hyperlink>
+        </w:p>
+        <w:p>
+          <w:pPr>
+            <w:pStyle w:val="TOC1"/>
+            <w:tabs>
+              <w:tab w:val="right" w:leader="dot" w:pos="9350"/>
+            </w:tabs>
+            <w:rPr>
+              <w:rFonts w:asciiTheme="minorHAnsi" w:eastAsiaTheme="minorEastAsia" w:hAnsiTheme="minorHAnsi" w:cstheme="minorBidi"/>
+              <w:noProof/>
+              <w:kern w:val="2"/>
+              <w:sz w:val="24"/>
+              <w14:ligatures w14:val="standardContextual"/>
+            </w:rPr>
+          </w:pPr>
+          <w:hyperlink w:anchor="_Toc207991089" w:history="1">
             <w:r>
               <w:rPr>
                 <w:rStyle w:val="Hyperlink"/>
@@ -337,79 +409,7 @@
                 <w:noProof/>
                 <w:webHidden/>
               </w:rPr>
-              <w:instrText xml:space="preserve"> PAGEREF _Toc171861447 \h </w:instrText>
-            </w:r>
-            <w:r>
-              <w:rPr>
-                <w:noProof/>
-                <w:webHidden/>
-              </w:rPr>
-            </w:r>
-            <w:r>
-              <w:rPr>
-                <w:noProof/>
-                <w:webHidden/>
-              </w:rPr>
-              <w:fldChar w:fldCharType="separate"/>
-            </w:r>
-            <w:r>
-              <w:rPr>
-                <w:noProof/>
-                <w:webHidden/>
-              </w:rPr>
-              <w:t>5</w:t>
-            </w:r>
-            <w:r>
-              <w:rPr>
-                <w:noProof/>
-                <w:webHidden/>
-              </w:rPr>
-              <w:fldChar w:fldCharType="end"/>
-            </w:r>
-          </w:hyperlink>
-        </w:p>
-        <w:p>
-          <w:pPr>
-            <w:pStyle w:val="TOC2"/>
-            <w:tabs>
-              <w:tab w:val="right" w:leader="dot" w:pos="9350"/>
-            </w:tabs>
-            <w:rPr>
-              <w:rFonts w:asciiTheme="minorHAnsi" w:eastAsiaTheme="minorEastAsia" w:hAnsiTheme="minorHAnsi" w:cstheme="minorBidi"/>
-              <w:noProof/>
-              <w:kern w:val="2"/>
-              <w:sz w:val="24"/>
-              <w14:ligatures w14:val="standardContextual"/>
-            </w:rPr>
-          </w:pPr>
-          <w:hyperlink w:anchor="_Toc171861448" w:history="1">
-            <w:r>
-              <w:rPr>
-                <w:rStyle w:val="Hyperlink"/>
-                <w:noProof/>
-              </w:rPr>
-              <w:t>Assignment Submission</w:t>
-            </w:r>
-            <w:r>
-              <w:rPr>
-                <w:noProof/>
-                <w:webHidden/>
-              </w:rPr>
-              <w:tab/>
-            </w:r>
-            <w:r>
-              <w:rPr>
-                <w:noProof/>
-                <w:webHidden/>
-              </w:rPr>
-              <w:fldChar w:fldCharType="begin"/>
-            </w:r>
-            <w:r>
-              <w:rPr>
-                <w:noProof/>
-                <w:webHidden/>
-              </w:rPr>
-              <w:instrText xml:space="preserve"> PAGEREF _Toc171861448 \h </w:instrText>
+              <w:instrText xml:space="preserve"> PAGEREF _Toc207991089 \h </w:instrText>
             </w:r>
             <w:r>
               <w:rPr>
@@ -441,6 +441,84 @@
           </w:hyperlink>
         </w:p>
         <w:p>
+          <w:pPr>
+            <w:pStyle w:val="TOC2"/>
+            <w:tabs>
+              <w:tab w:val="right" w:leader="dot" w:pos="9350"/>
+            </w:tabs>
+            <w:rPr>
+              <w:rFonts w:asciiTheme="minorHAnsi" w:eastAsiaTheme="minorEastAsia" w:hAnsiTheme="minorHAnsi" w:cstheme="minorBidi"/>
+              <w:noProof/>
+              <w:kern w:val="2"/>
+              <w:sz w:val="24"/>
+              <w14:ligatures w14:val="standardContextual"/>
+            </w:rPr>
+          </w:pPr>
+          <w:hyperlink w:anchor="_Toc207991090" w:history="1">
+            <w:r>
+              <w:rPr>
+                <w:rStyle w:val="Hyperlink"/>
+                <w:noProof/>
+              </w:rPr>
+              <w:t>Assignment Submission</w:t>
+            </w:r>
+            <w:r>
+              <w:rPr>
+                <w:noProof/>
+                <w:webHidden/>
+              </w:rPr>
+              <w:tab/>
+            </w:r>
+            <w:r>
+              <w:rPr>
+                <w:noProof/>
+                <w:webHidden/>
+              </w:rPr>
+              <w:fldChar w:fldCharType="begin"/>
+            </w:r>
+            <w:r>
+              <w:rPr>
+                <w:noProof/>
+                <w:webHidden/>
+              </w:rPr>
+              <w:instrText xml:space="preserve"> PAGEREF _Toc207991090 \h </w:instrText>
+            </w:r>
+            <w:r>
+              <w:rPr>
+                <w:noProof/>
+                <w:webHidden/>
+              </w:rPr>
+            </w:r>
+            <w:r>
+              <w:rPr>
+                <w:noProof/>
+                <w:webHidden/>
+              </w:rPr>
+              <w:fldChar w:fldCharType="separate"/>
+            </w:r>
+            <w:r>
+              <w:rPr>
+                <w:noProof/>
+                <w:webHidden/>
+              </w:rPr>
+              <w:t>7</w:t>
+            </w:r>
+            <w:r>
+              <w:rPr>
+                <w:noProof/>
+                <w:webHidden/>
+              </w:rPr>
+              <w:fldChar w:fldCharType="end"/>
+            </w:r>
+          </w:hyperlink>
+        </w:p>
+        <w:p>
+          <w:pPr>
+            <w:rPr>
+              <w:bCs/>
+              <w:noProof/>
+            </w:rPr>
+          </w:pPr>
           <w:r>
             <w:rPr>
               <w:b/>
@@ -452,134 +530,12 @@
         </w:p>
       </w:sdtContent>
     </w:sdt>
+    <w:bookmarkStart w:id="1" w:name="_Toc124325873" w:displacedByCustomXml="prev"/>
     <w:p>
-      <w:r>
-        <w:rPr>
-          <w:b/>
-        </w:rPr>
-        <w:t>How to Create Screenshots:</w:t>
-      </w:r>
-      <w:r>
-        <w:t xml:space="preserve"> Please use the Windows Snip and Sketch Tool or the Snipping Tool. Paste a screenshot of just the program you are working on. If you are snipping a virtual machine, make sure your focus is outside the virtual machine before you snip.</w:t>
-      </w:r>
-    </w:p>
-    <w:p>
-      <w:pPr>
-        <w:pStyle w:val="ListParagraph"/>
-        <w:numPr>
-          <w:ilvl w:val="0"/>
-          <w:numId w:val="5"/>
-        </w:numPr>
-      </w:pPr>
-      <w:r>
-        <w:t xml:space="preserve">Press and hold down the </w:t>
-      </w:r>
-      <w:r>
-        <w:rPr>
-          <w:b/>
-        </w:rPr>
-        <w:t>Windows key</w:t>
-      </w:r>
-      <w:r>
-        <w:rPr>
-          <w:b/>
-        </w:rPr>
-        <w:t xml:space="preserve"> </w:t>
-      </w:r>
-      <w:r>
-        <w:t xml:space="preserve">&amp; </w:t>
-      </w:r>
-      <w:r>
-        <w:rPr>
-          <w:b/>
-        </w:rPr>
-        <w:t>Shift</w:t>
-      </w:r>
-      <w:r>
-        <w:t xml:space="preserve">, then type </w:t>
-      </w:r>
-      <w:r>
-        <w:rPr>
-          <w:b/>
-        </w:rPr>
-        <w:t>S</w:t>
-      </w:r>
-      <w:r>
-        <w:rPr>
-          <w:b/>
-        </w:rPr>
-        <w:t xml:space="preserve">. </w:t>
-      </w:r>
-      <w:r>
-        <w:t>This brings up the on-screen snipping</w:t>
-      </w:r>
-      <w:r>
-        <w:t xml:space="preserve"> tool.</w:t>
-      </w:r>
-    </w:p>
-    <w:p>
-      <w:pPr>
-        <w:pStyle w:val="ListParagraph"/>
-        <w:numPr>
-          <w:ilvl w:val="0"/>
-          <w:numId w:val="5"/>
-        </w:numPr>
-      </w:pPr>
-      <w:r>
-        <w:t>Click and Drag your mouse around whatever you want to snip.</w:t>
-      </w:r>
-    </w:p>
-    <w:p>
-      <w:pPr>
-        <w:pStyle w:val="ListParagraph"/>
-        <w:numPr>
-          <w:ilvl w:val="0"/>
-          <w:numId w:val="5"/>
-        </w:numPr>
-      </w:pPr>
-      <w:r>
-        <w:t>Release the mouse button. This places the snip into the Windows Clipboard.</w:t>
-      </w:r>
-    </w:p>
-    <w:p>
-      <w:pPr>
-        <w:pStyle w:val="ListParagraph"/>
-        <w:numPr>
-          <w:ilvl w:val="0"/>
-          <w:numId w:val="5"/>
-        </w:numPr>
-      </w:pPr>
-      <w:r>
-        <w:t xml:space="preserve">Go into Word or wherever you want to paste the snip. Hold down </w:t>
-      </w:r>
-      <w:r>
-        <w:rPr>
-          <w:b/>
-        </w:rPr>
-        <w:t>CTRL</w:t>
-      </w:r>
-      <w:r>
-        <w:t>, then type</w:t>
-      </w:r>
-      <w:r>
-        <w:t xml:space="preserve"> </w:t>
-      </w:r>
-      <w:r>
-        <w:rPr>
-          <w:b/>
-        </w:rPr>
-        <w:t>V</w:t>
-      </w:r>
-      <w:r>
-        <w:t xml:space="preserve"> to paste the snip.</w:t>
-      </w:r>
-    </w:p>
-    <w:p>
       <w:pPr>
         <w:pStyle w:val="Heading2"/>
       </w:pPr>
-      <w:bookmarkStart w:id="1" w:name="_Toc124325873"/>
-      <w:bookmarkStart w:id="2" w:name="_Toc171861445"/>
+      <w:bookmarkStart w:id="2" w:name="_Toc207991086"/>
       <w:r>
         <w:t xml:space="preserve">Update </w:t>
       </w:r>
@@ -650,7 +606,505 @@
       <w:pPr>
         <w:pStyle w:val="Heading1"/>
       </w:pPr>
-      <w:bookmarkStart w:id="3" w:name="_Toc171861446"/>
+      <w:bookmarkStart w:id="3" w:name="_Toc207991087"/>
+      <w:r>
+        <w:t>Project 4-6: System Information</w:t>
+      </w:r>
+      <w:bookmarkEnd w:id="3"/>
+    </w:p>
+    <w:p>
+      <w:r>
+        <w:t>There are some utilities that will give a look at the system and system resources.</w:t>
+      </w:r>
+    </w:p>
+    <w:p>
+      <w:pPr>
+        <w:pStyle w:val="ListParagraph"/>
+        <w:numPr>
+          <w:ilvl w:val="0"/>
+          <w:numId w:val="49"/>
+        </w:numPr>
+      </w:pPr>
+      <w:r>
+        <w:t xml:space="preserve">At the terminal: </w:t>
+      </w:r>
+      <w:r>
+        <w:rPr>
+          <w:b/>
+          <w:bCs/>
+        </w:rPr>
+        <w:t>top</w:t>
+      </w:r>
+    </w:p>
+    <w:p>
+      <w:pPr>
+        <w:pStyle w:val="ListParagraph"/>
+        <w:numPr>
+          <w:ilvl w:val="0"/>
+          <w:numId w:val="49"/>
+        </w:numPr>
+      </w:pPr>
+      <w:r>
+        <w:t>Paste a screenshot.</w:t>
+      </w:r>
+    </w:p>
+    <w:sdt>
+      <w:sdtPr>
+        <w:rPr>
+          <w:rStyle w:val="Red"/>
+        </w:rPr>
+        <w:id w:val="40112379"/>
+        <w:placeholder>
+          <w:docPart w:val="21E348B4AF524FD98EC1A737F9E96E99"/>
+        </w:placeholder>
+        <w:showingPlcHdr/>
+      </w:sdtPr>
+      <w:sdtEndPr>
+        <w:rPr>
+          <w:rStyle w:val="DefaultParagraphFont"/>
+          <w:color w:val="auto"/>
+        </w:rPr>
+      </w:sdtEndPr>
+      <w:sdtContent>
+        <w:p>
+          <w:pPr>
+            <w:rPr>
+              <w:rStyle w:val="Red"/>
+            </w:rPr>
+          </w:pPr>
+          <w:r>
+            <w:rPr>
+              <w:rStyle w:val="PlaceholderText"/>
+              <w:color w:val="FF0000"/>
+            </w:rPr>
+            <w:t>Click or tap here to enter text.</w:t>
+          </w:r>
+        </w:p>
+      </w:sdtContent>
+    </w:sdt>
+    <w:p>
+      <w:pPr>
+        <w:pStyle w:val="ListParagraph"/>
+        <w:numPr>
+          <w:ilvl w:val="0"/>
+          <w:numId w:val="49"/>
+        </w:numPr>
+      </w:pPr>
+      <w:r>
+        <w:t>Describe 3 items of interest.</w:t>
+      </w:r>
+    </w:p>
+    <w:sdt>
+      <w:sdtPr>
+        <w:rPr>
+          <w:rStyle w:val="Red"/>
+        </w:rPr>
+        <w:id w:val="1999774038"/>
+        <w:placeholder>
+          <w:docPart w:val="0FA5241CAF6848DAA6DABE5F35534BFD"/>
+        </w:placeholder>
+        <w:showingPlcHdr/>
+      </w:sdtPr>
+      <w:sdtEndPr>
+        <w:rPr>
+          <w:rStyle w:val="DefaultParagraphFont"/>
+          <w:color w:val="auto"/>
+        </w:rPr>
+      </w:sdtEndPr>
+      <w:sdtContent>
+        <w:p>
+          <w:pPr>
+            <w:rPr>
+              <w:rStyle w:val="Red"/>
+            </w:rPr>
+          </w:pPr>
+          <w:r>
+            <w:rPr>
+              <w:rStyle w:val="PlaceholderText"/>
+              <w:color w:val="FF0000"/>
+            </w:rPr>
+            <w:t>Click or tap here to enter text.</w:t>
+          </w:r>
+        </w:p>
+      </w:sdtContent>
+    </w:sdt>
+    <w:p>
+      <w:pPr>
+        <w:pStyle w:val="ListParagraph"/>
+        <w:numPr>
+          <w:ilvl w:val="0"/>
+          <w:numId w:val="49"/>
+        </w:numPr>
+      </w:pPr>
+      <w:r>
+        <w:t xml:space="preserve">Type </w:t>
+      </w:r>
+      <w:r>
+        <w:rPr>
+          <w:b/>
+          <w:bCs/>
+        </w:rPr>
+        <w:t>q</w:t>
+      </w:r>
+      <w:r>
+        <w:t xml:space="preserve"> to quit.</w:t>
+      </w:r>
+    </w:p>
+    <w:p>
+      <w:r>
+        <w:t>We will be installing some programs</w:t>
+      </w:r>
+    </w:p>
+    <w:p>
+      <w:pPr>
+        <w:pStyle w:val="ListParagraph"/>
+        <w:numPr>
+          <w:ilvl w:val="0"/>
+          <w:numId w:val="49"/>
+        </w:numPr>
+      </w:pPr>
+      <w:r>
+        <w:t xml:space="preserve">Type: </w:t>
+      </w:r>
+      <w:proofErr w:type="spellStart"/>
+      <w:r>
+        <w:rPr>
+          <w:b/>
+          <w:bCs/>
+        </w:rPr>
+        <w:t>sudo</w:t>
+      </w:r>
+      <w:proofErr w:type="spellEnd"/>
+      <w:r>
+        <w:rPr>
+          <w:b/>
+          <w:bCs/>
+        </w:rPr>
+        <w:t xml:space="preserve"> apt update</w:t>
+      </w:r>
+    </w:p>
+    <w:p>
+      <w:pPr>
+        <w:pStyle w:val="ListParagraph"/>
+        <w:numPr>
+          <w:ilvl w:val="0"/>
+          <w:numId w:val="49"/>
+        </w:numPr>
+      </w:pPr>
+      <w:r>
+        <w:t xml:space="preserve">Type: </w:t>
+      </w:r>
+      <w:proofErr w:type="spellStart"/>
+      <w:r>
+        <w:rPr>
+          <w:b/>
+          <w:bCs/>
+        </w:rPr>
+        <w:t>htop</w:t>
+      </w:r>
+      <w:proofErr w:type="spellEnd"/>
+    </w:p>
+    <w:p>
+      <w:pPr>
+        <w:pStyle w:val="ListParagraph"/>
+        <w:numPr>
+          <w:ilvl w:val="0"/>
+          <w:numId w:val="49"/>
+        </w:numPr>
+      </w:pPr>
+      <w:r>
+        <w:t xml:space="preserve">You will receive a message that Command </w:t>
+      </w:r>
+      <w:proofErr w:type="spellStart"/>
+      <w:r>
+        <w:t>htop</w:t>
+      </w:r>
+      <w:proofErr w:type="spellEnd"/>
+      <w:r>
+        <w:t xml:space="preserve"> not found. Yes, you want to install it.</w:t>
+      </w:r>
+    </w:p>
+    <w:p>
+      <w:pPr>
+        <w:pStyle w:val="ListParagraph"/>
+        <w:numPr>
+          <w:ilvl w:val="0"/>
+          <w:numId w:val="49"/>
+        </w:numPr>
+      </w:pPr>
+      <w:r>
+        <w:t xml:space="preserve">Type: </w:t>
+      </w:r>
+      <w:proofErr w:type="spellStart"/>
+      <w:r>
+        <w:rPr>
+          <w:b/>
+          <w:bCs/>
+        </w:rPr>
+        <w:t>htop</w:t>
+      </w:r>
+      <w:proofErr w:type="spellEnd"/>
+      <w:r>
+        <w:t xml:space="preserve"> to run the program.</w:t>
+      </w:r>
+    </w:p>
+    <w:p>
+      <w:pPr>
+        <w:pStyle w:val="ListParagraph"/>
+        <w:numPr>
+          <w:ilvl w:val="0"/>
+          <w:numId w:val="49"/>
+        </w:numPr>
+      </w:pPr>
+      <w:r>
+        <w:lastRenderedPageBreak/>
+        <w:t>Paste a screenshot.</w:t>
+      </w:r>
+    </w:p>
+    <w:sdt>
+      <w:sdtPr>
+        <w:rPr>
+          <w:rStyle w:val="Red"/>
+        </w:rPr>
+        <w:id w:val="1851991205"/>
+        <w:placeholder>
+          <w:docPart w:val="D8A2114C8BCA4EC4BB79C59B2D812BCC"/>
+        </w:placeholder>
+        <w:showingPlcHdr/>
+      </w:sdtPr>
+      <w:sdtEndPr>
+        <w:rPr>
+          <w:rStyle w:val="DefaultParagraphFont"/>
+          <w:color w:val="auto"/>
+        </w:rPr>
+      </w:sdtEndPr>
+      <w:sdtContent>
+        <w:p>
+          <w:r>
+            <w:rPr>
+              <w:rStyle w:val="PlaceholderText"/>
+              <w:color w:val="FF0000"/>
+            </w:rPr>
+            <w:t>Click or tap here to enter text.</w:t>
+          </w:r>
+        </w:p>
+      </w:sdtContent>
+    </w:sdt>
+    <w:p>
+      <w:pPr>
+        <w:pStyle w:val="ListParagraph"/>
+        <w:numPr>
+          <w:ilvl w:val="0"/>
+          <w:numId w:val="49"/>
+        </w:numPr>
+      </w:pPr>
+      <w:r>
+        <w:t>Describe 3 items of interest.</w:t>
+      </w:r>
+    </w:p>
+    <w:sdt>
+      <w:sdtPr>
+        <w:rPr>
+          <w:rStyle w:val="Red"/>
+        </w:rPr>
+        <w:id w:val="-1750499857"/>
+        <w:placeholder>
+          <w:docPart w:val="D407ABFDBFC64CBC91D97844CE6ACFCA"/>
+        </w:placeholder>
+        <w:showingPlcHdr/>
+      </w:sdtPr>
+      <w:sdtEndPr>
+        <w:rPr>
+          <w:rStyle w:val="DefaultParagraphFont"/>
+          <w:color w:val="auto"/>
+        </w:rPr>
+      </w:sdtEndPr>
+      <w:sdtContent>
+        <w:p>
+          <w:pPr>
+            <w:rPr>
+              <w:rStyle w:val="Red"/>
+            </w:rPr>
+          </w:pPr>
+          <w:r>
+            <w:rPr>
+              <w:rStyle w:val="PlaceholderText"/>
+              <w:color w:val="FF0000"/>
+            </w:rPr>
+            <w:t>Click or tap here to enter text.</w:t>
+          </w:r>
+        </w:p>
+      </w:sdtContent>
+    </w:sdt>
+    <w:p>
+      <w:pPr>
+        <w:pStyle w:val="ListParagraph"/>
+        <w:numPr>
+          <w:ilvl w:val="0"/>
+          <w:numId w:val="49"/>
+        </w:numPr>
+      </w:pPr>
+      <w:r>
+        <w:t xml:space="preserve">Type </w:t>
+      </w:r>
+      <w:r>
+        <w:rPr>
+          <w:b/>
+          <w:bCs/>
+        </w:rPr>
+        <w:t>q</w:t>
+      </w:r>
+      <w:r>
+        <w:t xml:space="preserve"> to quit.</w:t>
+      </w:r>
+    </w:p>
+    <w:p>
+      <w:pPr>
+        <w:pStyle w:val="ListParagraph"/>
+        <w:numPr>
+          <w:ilvl w:val="0"/>
+          <w:numId w:val="49"/>
+        </w:numPr>
+      </w:pPr>
+      <w:r>
+        <w:t xml:space="preserve">Same installation routing with </w:t>
+      </w:r>
+      <w:proofErr w:type="spellStart"/>
+      <w:r>
+        <w:rPr>
+          <w:b/>
+          <w:bCs/>
+        </w:rPr>
+        <w:t>btop</w:t>
+      </w:r>
+      <w:proofErr w:type="spellEnd"/>
+    </w:p>
+    <w:p>
+      <w:pPr>
+        <w:pStyle w:val="ListParagraph"/>
+        <w:numPr>
+          <w:ilvl w:val="0"/>
+          <w:numId w:val="49"/>
+        </w:numPr>
+      </w:pPr>
+      <w:r>
+        <w:t>Resize your terminal if necessary.</w:t>
+      </w:r>
+    </w:p>
+    <w:p>
+      <w:pPr>
+        <w:pStyle w:val="ListParagraph"/>
+        <w:numPr>
+          <w:ilvl w:val="0"/>
+          <w:numId w:val="49"/>
+        </w:numPr>
+      </w:pPr>
+      <w:r>
+        <w:t>Paste a screenshot.</w:t>
+      </w:r>
+    </w:p>
+    <w:sdt>
+      <w:sdtPr>
+        <w:rPr>
+          <w:rStyle w:val="Red"/>
+        </w:rPr>
+        <w:id w:val="1861622964"/>
+        <w:placeholder>
+          <w:docPart w:val="A080BA6C8E13462B95A55251A64582B8"/>
+        </w:placeholder>
+        <w:showingPlcHdr/>
+      </w:sdtPr>
+      <w:sdtEndPr>
+        <w:rPr>
+          <w:rStyle w:val="DefaultParagraphFont"/>
+          <w:color w:val="auto"/>
+        </w:rPr>
+      </w:sdtEndPr>
+      <w:sdtContent>
+        <w:p>
+          <w:r>
+            <w:rPr>
+              <w:rStyle w:val="PlaceholderText"/>
+              <w:color w:val="FF0000"/>
+            </w:rPr>
+            <w:t>Click or tap here to enter text.</w:t>
+          </w:r>
+        </w:p>
+      </w:sdtContent>
+    </w:sdt>
+    <w:p>
+      <w:pPr>
+        <w:pStyle w:val="ListParagraph"/>
+        <w:numPr>
+          <w:ilvl w:val="0"/>
+          <w:numId w:val="49"/>
+        </w:numPr>
+      </w:pPr>
+      <w:r>
+        <w:t>Describe 3 items of interest.</w:t>
+      </w:r>
+    </w:p>
+    <w:sdt>
+      <w:sdtPr>
+        <w:rPr>
+          <w:rStyle w:val="Red"/>
+        </w:rPr>
+        <w:id w:val="-2002584152"/>
+        <w:placeholder>
+          <w:docPart w:val="3B2203B722BC4A0BB8B63AF95A97B369"/>
+        </w:placeholder>
+        <w:showingPlcHdr/>
+      </w:sdtPr>
+      <w:sdtEndPr>
+        <w:rPr>
+          <w:rStyle w:val="DefaultParagraphFont"/>
+          <w:color w:val="auto"/>
+        </w:rPr>
+      </w:sdtEndPr>
+      <w:sdtContent>
+        <w:p>
+          <w:pPr>
+            <w:rPr>
+              <w:rStyle w:val="Red"/>
+            </w:rPr>
+          </w:pPr>
+          <w:r>
+            <w:rPr>
+              <w:rStyle w:val="PlaceholderText"/>
+              <w:color w:val="FF0000"/>
+            </w:rPr>
+            <w:t>Click or tap here to enter text.</w:t>
+          </w:r>
+        </w:p>
+      </w:sdtContent>
+    </w:sdt>
+    <w:p>
+      <w:pPr>
+        <w:pStyle w:val="ListParagraph"/>
+        <w:numPr>
+          <w:ilvl w:val="0"/>
+          <w:numId w:val="49"/>
+        </w:numPr>
+      </w:pPr>
+      <w:r>
+        <w:t xml:space="preserve">Type </w:t>
+      </w:r>
+      <w:r>
+        <w:rPr>
+          <w:b/>
+          <w:bCs/>
+        </w:rPr>
+        <w:t>q</w:t>
+      </w:r>
+      <w:r>
+        <w:t xml:space="preserve"> to quit.</w:t>
+      </w:r>
+    </w:p>
+    <w:p>
+      <w:pPr>
+        <w:pStyle w:val="Heading1"/>
+      </w:pPr>
+      <w:bookmarkStart w:id="4" w:name="_Toc207991088"/>
       <w:r>
         <w:t xml:space="preserve">Project </w:t>
       </w:r>
@@ -666,7 +1120,7 @@
       <w:r>
         <w:t>: Permissions</w:t>
       </w:r>
-      <w:bookmarkEnd w:id="3"/>
+      <w:bookmarkEnd w:id="4"/>
     </w:p>
     <w:p>
       <w:r>
@@ -781,6 +1235,7 @@
           <w:b/>
           <w:bCs/>
         </w:rPr>
+        <w:lastRenderedPageBreak/>
         <w:t>Group (g)</w:t>
       </w:r>
       <w:r>
@@ -1075,7 +1530,6 @@
           <w:b/>
           <w:bCs/>
         </w:rPr>
-        <w:lastRenderedPageBreak/>
         <w:t>chmod</w:t>
       </w:r>
       <w:proofErr w:type="spellEnd"/>
@@ -1517,7 +1971,6 @@
           <w:b/>
           <w:bCs/>
         </w:rPr>
-        <w:lastRenderedPageBreak/>
         <w:t>directory</w:t>
       </w:r>
       <w:r>
@@ -1657,6 +2110,7 @@
         </w:numPr>
       </w:pPr>
       <w:r>
+        <w:lastRenderedPageBreak/>
         <w:t>Were you able to delete this file? Why?</w:t>
       </w:r>
     </w:p>
@@ -1992,7 +2446,6 @@
         </w:numPr>
       </w:pPr>
       <w:r>
-        <w:lastRenderedPageBreak/>
         <w:t>What permissions do you have as this category (read, write, execute)?</w:t>
       </w:r>
     </w:p>
@@ -2203,6 +2656,7 @@
         </w:numPr>
       </w:pPr>
       <w:r>
+        <w:lastRenderedPageBreak/>
         <w:t>Were you able to see the contents of the directory? Why?</w:t>
       </w:r>
     </w:p>
@@ -2439,7 +2893,7 @@
       <w:pPr>
         <w:pStyle w:val="Heading1"/>
       </w:pPr>
-      <w:bookmarkStart w:id="4" w:name="_Toc171861447"/>
+      <w:bookmarkStart w:id="5" w:name="_Toc207991089"/>
       <w:r>
         <w:t xml:space="preserve">Project </w:t>
       </w:r>
@@ -2455,7 +2909,7 @@
       <w:r>
         <w:t>: Change Ownership</w:t>
       </w:r>
-      <w:bookmarkEnd w:id="4"/>
+      <w:bookmarkEnd w:id="5"/>
     </w:p>
     <w:p>
       <w:r>
@@ -2598,7 +3052,6 @@
         </w:numPr>
       </w:pPr>
       <w:r>
-        <w:lastRenderedPageBreak/>
         <w:t>T</w:t>
       </w:r>
       <w:r>
@@ -2903,6 +3356,7 @@
         </w:numPr>
       </w:pPr>
       <w:r>
+        <w:lastRenderedPageBreak/>
         <w:t>Why were you successful?</w:t>
       </w:r>
     </w:p>
@@ -3414,13 +3868,13 @@
       <w:pPr>
         <w:pStyle w:val="Heading2"/>
       </w:pPr>
-      <w:bookmarkStart w:id="5" w:name="_Toc155530492"/>
-      <w:bookmarkStart w:id="6" w:name="_Toc171861448"/>
+      <w:bookmarkStart w:id="6" w:name="_Toc155530492"/>
+      <w:bookmarkStart w:id="7" w:name="_Toc207991090"/>
       <w:r>
         <w:t>Assignment Submission</w:t>
       </w:r>
-      <w:bookmarkEnd w:id="5"/>
       <w:bookmarkEnd w:id="6"/>
+      <w:bookmarkEnd w:id="7"/>
     </w:p>
     <w:p>
       <w:r>
@@ -3439,7 +3893,7 @@
 </file>
 
 <file path=word/endnotes.xml><?xml version="1.0" encoding="utf-8"?>
-<w:endnotes xmlns:wpc="http://schemas.microsoft.com/office/word/2010/wordprocessingCanvas" xmlns:cx="http://schemas.microsoft.com/office/drawing/2014/chartex" xmlns:cx1="http://schemas.microsoft.com/office/drawing/2015/9/8/chartex" xmlns:cx2="http://schemas.microsoft.com/office/drawing/2015/10/21/chartex" xmlns:cx3="http://schemas.microsoft.com/office/drawing/2016/5/9/chartex" xmlns:cx4="http://schemas.microsoft.com/office/drawing/2016/5/10/chartex" xmlns:cx5="http://schemas.microsoft.com/office/drawing/2016/5/11/chartex" xmlns:cx6="http://schemas.microsoft.com/office/drawing/2016/5/12/chartex" xmlns:cx7="http://schemas.microsoft.com/office/drawing/2016/5/13/chartex" xmlns:cx8="http://schemas.microsoft.com/office/drawing/2016/5/14/chartex" xmlns:mc="http://schemas.openxmlformats.org/markup-compatibility/2006" xmlns:aink="http://schemas.microsoft.com/office/drawing/2016/ink" xmlns:am3d="http://schemas.microsoft.com/office/drawing/2017/model3d" xmlns:o="urn:schemas-microsoft-com:office:office" xmlns:oel="http://schemas.microsoft.com/office/2019/extlst" xmlns:r="http://schemas.openxmlformats.org/officeDocument/2006/relationships" xmlns:m="http://schemas.openxmlformats.org/officeDocument/2006/math" xmlns:v="urn:schemas-microsoft-com:vml" xmlns:wp14="http://schemas.microsoft.com/office/word/2010/wordprocessingDrawing" xmlns:wp="http://schemas.openxmlformats.org/drawingml/2006/wordprocessingDrawing" xmlns:w10="urn:schemas-microsoft-com:office:word" xmlns:w="http://schemas.openxmlformats.org/wordprocessingml/2006/main" xmlns:w14="http://schemas.microsoft.com/office/word/2010/wordml" xmlns:w15="http://schemas.microsoft.com/office/word/2012/wordml" xmlns:w16cex="http://schemas.microsoft.com/office/word/2018/wordml/cex" xmlns:w16cid="http://schemas.microsoft.com/office/word/2016/wordml/cid" xmlns:w16="http://schemas.microsoft.com/office/word/2018/wordml" xmlns:w16du="http://schemas.microsoft.com/office/word/2023/wordml/word16du" xmlns:w16sdtdh="http://schemas.microsoft.com/office/word/2020/wordml/sdtdatahash" xmlns:w16se="http://schemas.microsoft.com/office/word/2015/wordml/symex" xmlns:wpg="http://schemas.microsoft.com/office/word/2010/wordprocessingGroup" xmlns:wpi="http://schemas.microsoft.com/office/word/2010/wordprocessingInk" xmlns:wne="http://schemas.microsoft.com/office/word/2006/wordml" xmlns:wps="http://schemas.microsoft.com/office/word/2010/wordprocessingShape" mc:Ignorable="w14 w15 w16se w16cid w16 w16cex w16sdtdh w16du wp14">
+<w:endnotes xmlns:wpc="http://schemas.microsoft.com/office/word/2010/wordprocessingCanvas" xmlns:cx="http://schemas.microsoft.com/office/drawing/2014/chartex" xmlns:cx1="http://schemas.microsoft.com/office/drawing/2015/9/8/chartex" xmlns:cx2="http://schemas.microsoft.com/office/drawing/2015/10/21/chartex" xmlns:cx3="http://schemas.microsoft.com/office/drawing/2016/5/9/chartex" xmlns:cx4="http://schemas.microsoft.com/office/drawing/2016/5/10/chartex" xmlns:cx5="http://schemas.microsoft.com/office/drawing/2016/5/11/chartex" xmlns:cx6="http://schemas.microsoft.com/office/drawing/2016/5/12/chartex" xmlns:cx7="http://schemas.microsoft.com/office/drawing/2016/5/13/chartex" xmlns:cx8="http://schemas.microsoft.com/office/drawing/2016/5/14/chartex" xmlns:mc="http://schemas.openxmlformats.org/markup-compatibility/2006" xmlns:aink="http://schemas.microsoft.com/office/drawing/2016/ink" xmlns:am3d="http://schemas.microsoft.com/office/drawing/2017/model3d" xmlns:o="urn:schemas-microsoft-com:office:office" xmlns:oel="http://schemas.microsoft.com/office/2019/extlst" xmlns:r="http://schemas.openxmlformats.org/officeDocument/2006/relationships" xmlns:m="http://schemas.openxmlformats.org/officeDocument/2006/math" xmlns:v="urn:schemas-microsoft-com:vml" xmlns:wp14="http://schemas.microsoft.com/office/word/2010/wordprocessingDrawing" xmlns:wp="http://schemas.openxmlformats.org/drawingml/2006/wordprocessingDrawing" xmlns:w10="urn:schemas-microsoft-com:office:word" xmlns:w="http://schemas.openxmlformats.org/wordprocessingml/2006/main" xmlns:w14="http://schemas.microsoft.com/office/word/2010/wordml" xmlns:w15="http://schemas.microsoft.com/office/word/2012/wordml" xmlns:w16cex="http://schemas.microsoft.com/office/word/2018/wordml/cex" xmlns:w16cid="http://schemas.microsoft.com/office/word/2016/wordml/cid" xmlns:w16="http://schemas.microsoft.com/office/word/2018/wordml" xmlns:w16du="http://schemas.microsoft.com/office/word/2023/wordml/word16du" xmlns:w16sdtdh="http://schemas.microsoft.com/office/word/2020/wordml/sdtdatahash" xmlns:w16sdtfl="http://schemas.microsoft.com/office/word/2024/wordml/sdtformatlock" xmlns:w16se="http://schemas.microsoft.com/office/word/2015/wordml/symex" xmlns:wpg="http://schemas.microsoft.com/office/word/2010/wordprocessingGroup" xmlns:wpi="http://schemas.microsoft.com/office/word/2010/wordprocessingInk" xmlns:wne="http://schemas.microsoft.com/office/word/2006/wordml" xmlns:wps="http://schemas.microsoft.com/office/word/2010/wordprocessingShape" mc:Ignorable="w14 w15 w16se w16cid w16 w16cex w16sdtdh w16sdtfl w16du wp14">
   <w:endnote w:type="separator" w:id="-1">
     <w:p>
       <w:r>
@@ -3458,7 +3912,7 @@
 </file>
 
 <file path=word/footer1.xml><?xml version="1.0" encoding="utf-8"?>
-<w:ftr xmlns:wpc="http://schemas.microsoft.com/office/word/2010/wordprocessingCanvas" xmlns:cx="http://schemas.microsoft.com/office/drawing/2014/chartex" xmlns:cx1="http://schemas.microsoft.com/office/drawing/2015/9/8/chartex" xmlns:cx2="http://schemas.microsoft.com/office/drawing/2015/10/21/chartex" xmlns:cx3="http://schemas.microsoft.com/office/drawing/2016/5/9/chartex" xmlns:cx4="http://schemas.microsoft.com/office/drawing/2016/5/10/chartex" xmlns:cx5="http://schemas.microsoft.com/office/drawing/2016/5/11/chartex" xmlns:cx6="http://schemas.microsoft.com/office/drawing/2016/5/12/chartex" xmlns:cx7="http://schemas.microsoft.com/office/drawing/2016/5/13/chartex" xmlns:cx8="http://schemas.microsoft.com/office/drawing/2016/5/14/chartex" xmlns:mc="http://schemas.openxmlformats.org/markup-compatibility/2006" xmlns:aink="http://schemas.microsoft.com/office/drawing/2016/ink" xmlns:am3d="http://schemas.microsoft.com/office/drawing/2017/model3d" xmlns:o="urn:schemas-microsoft-com:office:office" xmlns:oel="http://schemas.microsoft.com/office/2019/extlst" xmlns:r="http://schemas.openxmlformats.org/officeDocument/2006/relationships" xmlns:m="http://schemas.openxmlformats.org/officeDocument/2006/math" xmlns:v="urn:schemas-microsoft-com:vml" xmlns:wp14="http://schemas.microsoft.com/office/word/2010/wordprocessingDrawing" xmlns:wp="http://schemas.openxmlformats.org/drawingml/2006/wordprocessingDrawing" xmlns:w10="urn:schemas-microsoft-com:office:word" xmlns:w="http://schemas.openxmlformats.org/wordprocessingml/2006/main" xmlns:w14="http://schemas.microsoft.com/office/word/2010/wordml" xmlns:w15="http://schemas.microsoft.com/office/word/2012/wordml" xmlns:w16cex="http://schemas.microsoft.com/office/word/2018/wordml/cex" xmlns:w16cid="http://schemas.microsoft.com/office/word/2016/wordml/cid" xmlns:w16="http://schemas.microsoft.com/office/word/2018/wordml" xmlns:w16du="http://schemas.microsoft.com/office/word/2023/wordml/word16du" xmlns:w16sdtdh="http://schemas.microsoft.com/office/word/2020/wordml/sdtdatahash" xmlns:w16se="http://schemas.microsoft.com/office/word/2015/wordml/symex" xmlns:wpg="http://schemas.microsoft.com/office/word/2010/wordprocessingGroup" xmlns:wpi="http://schemas.microsoft.com/office/word/2010/wordprocessingInk" xmlns:wne="http://schemas.microsoft.com/office/word/2006/wordml" xmlns:wps="http://schemas.microsoft.com/office/word/2010/wordprocessingShape" mc:Ignorable="w14 w15 w16se w16cid w16 w16cex w16sdtdh w16du wp14">
+<w:ftr xmlns:wpc="http://schemas.microsoft.com/office/word/2010/wordprocessingCanvas" xmlns:cx="http://schemas.microsoft.com/office/drawing/2014/chartex" xmlns:cx1="http://schemas.microsoft.com/office/drawing/2015/9/8/chartex" xmlns:cx2="http://schemas.microsoft.com/office/drawing/2015/10/21/chartex" xmlns:cx3="http://schemas.microsoft.com/office/drawing/2016/5/9/chartex" xmlns:cx4="http://schemas.microsoft.com/office/drawing/2016/5/10/chartex" xmlns:cx5="http://schemas.microsoft.com/office/drawing/2016/5/11/chartex" xmlns:cx6="http://schemas.microsoft.com/office/drawing/2016/5/12/chartex" xmlns:cx7="http://schemas.microsoft.com/office/drawing/2016/5/13/chartex" xmlns:cx8="http://schemas.microsoft.com/office/drawing/2016/5/14/chartex" xmlns:mc="http://schemas.openxmlformats.org/markup-compatibility/2006" xmlns:aink="http://schemas.microsoft.com/office/drawing/2016/ink" xmlns:am3d="http://schemas.microsoft.com/office/drawing/2017/model3d" xmlns:o="urn:schemas-microsoft-com:office:office" xmlns:oel="http://schemas.microsoft.com/office/2019/extlst" xmlns:r="http://schemas.openxmlformats.org/officeDocument/2006/relationships" xmlns:m="http://schemas.openxmlformats.org/officeDocument/2006/math" xmlns:v="urn:schemas-microsoft-com:vml" xmlns:wp14="http://schemas.microsoft.com/office/word/2010/wordprocessingDrawing" xmlns:wp="http://schemas.openxmlformats.org/drawingml/2006/wordprocessingDrawing" xmlns:w10="urn:schemas-microsoft-com:office:word" xmlns:w="http://schemas.openxmlformats.org/wordprocessingml/2006/main" xmlns:w14="http://schemas.microsoft.com/office/word/2010/wordml" xmlns:w15="http://schemas.microsoft.com/office/word/2012/wordml" xmlns:w16cex="http://schemas.microsoft.com/office/word/2018/wordml/cex" xmlns:w16cid="http://schemas.microsoft.com/office/word/2016/wordml/cid" xmlns:w16="http://schemas.microsoft.com/office/word/2018/wordml" xmlns:w16du="http://schemas.microsoft.com/office/word/2023/wordml/word16du" xmlns:w16sdtdh="http://schemas.microsoft.com/office/word/2020/wordml/sdtdatahash" xmlns:w16sdtfl="http://schemas.microsoft.com/office/word/2024/wordml/sdtformatlock" xmlns:w16se="http://schemas.microsoft.com/office/word/2015/wordml/symex" xmlns:wpg="http://schemas.microsoft.com/office/word/2010/wordprocessingGroup" xmlns:wpi="http://schemas.microsoft.com/office/word/2010/wordprocessingInk" xmlns:wne="http://schemas.microsoft.com/office/word/2006/wordml" xmlns:wps="http://schemas.microsoft.com/office/word/2010/wordprocessingShape" mc:Ignorable="w14 w15 w16se w16cid w16 w16cex w16sdtdh w16sdtfl w16du wp14">
   <w:p>
     <w:pPr>
       <w:pStyle w:val="Footer"/>
@@ -3563,7 +4017,7 @@
 </file>
 
 <file path=word/footnotes.xml><?xml version="1.0" encoding="utf-8"?>
-<w:footnotes xmlns:wpc="http://schemas.microsoft.com/office/word/2010/wordprocessingCanvas" xmlns:cx="http://schemas.microsoft.com/office/drawing/2014/chartex" xmlns:cx1="http://schemas.microsoft.com/office/drawing/2015/9/8/chartex" xmlns:cx2="http://schemas.microsoft.com/office/drawing/2015/10/21/chartex" xmlns:cx3="http://schemas.microsoft.com/office/drawing/2016/5/9/chartex" xmlns:cx4="http://schemas.microsoft.com/office/drawing/2016/5/10/chartex" xmlns:cx5="http://schemas.microsoft.com/office/drawing/2016/5/11/chartex" xmlns:cx6="http://schemas.microsoft.com/office/drawing/2016/5/12/chartex" xmlns:cx7="http://schemas.microsoft.com/office/drawing/2016/5/13/chartex" xmlns:cx8="http://schemas.microsoft.com/office/drawing/2016/5/14/chartex" xmlns:mc="http://schemas.openxmlformats.org/markup-compatibility/2006" xmlns:aink="http://schemas.microsoft.com/office/drawing/2016/ink" xmlns:am3d="http://schemas.microsoft.com/office/drawing/2017/model3d" xmlns:o="urn:schemas-microsoft-com:office:office" xmlns:oel="http://schemas.microsoft.com/office/2019/extlst" xmlns:r="http://schemas.openxmlformats.org/officeDocument/2006/relationships" xmlns:m="http://schemas.openxmlformats.org/officeDocument/2006/math" xmlns:v="urn:schemas-microsoft-com:vml" xmlns:wp14="http://schemas.microsoft.com/office/word/2010/wordprocessingDrawing" xmlns:wp="http://schemas.openxmlformats.org/drawingml/2006/wordprocessingDrawing" xmlns:w10="urn:schemas-microsoft-com:office:word" xmlns:w="http://schemas.openxmlformats.org/wordprocessingml/2006/main" xmlns:w14="http://schemas.microsoft.com/office/word/2010/wordml" xmlns:w15="http://schemas.microsoft.com/office/word/2012/wordml" xmlns:w16cex="http://schemas.microsoft.com/office/word/2018/wordml/cex" xmlns:w16cid="http://schemas.microsoft.com/office/word/2016/wordml/cid" xmlns:w16="http://schemas.microsoft.com/office/word/2018/wordml" xmlns:w16du="http://schemas.microsoft.com/office/word/2023/wordml/word16du" xmlns:w16sdtdh="http://schemas.microsoft.com/office/word/2020/wordml/sdtdatahash" xmlns:w16se="http://schemas.microsoft.com/office/word/2015/wordml/symex" xmlns:wpg="http://schemas.microsoft.com/office/word/2010/wordprocessingGroup" xmlns:wpi="http://schemas.microsoft.com/office/word/2010/wordprocessingInk" xmlns:wne="http://schemas.microsoft.com/office/word/2006/wordml" xmlns:wps="http://schemas.microsoft.com/office/word/2010/wordprocessingShape" mc:Ignorable="w14 w15 w16se w16cid w16 w16cex w16sdtdh w16du wp14">
+<w:footnotes xmlns:wpc="http://schemas.microsoft.com/office/word/2010/wordprocessingCanvas" xmlns:cx="http://schemas.microsoft.com/office/drawing/2014/chartex" xmlns:cx1="http://schemas.microsoft.com/office/drawing/2015/9/8/chartex" xmlns:cx2="http://schemas.microsoft.com/office/drawing/2015/10/21/chartex" xmlns:cx3="http://schemas.microsoft.com/office/drawing/2016/5/9/chartex" xmlns:cx4="http://schemas.microsoft.com/office/drawing/2016/5/10/chartex" xmlns:cx5="http://schemas.microsoft.com/office/drawing/2016/5/11/chartex" xmlns:cx6="http://schemas.microsoft.com/office/drawing/2016/5/12/chartex" xmlns:cx7="http://schemas.microsoft.com/office/drawing/2016/5/13/chartex" xmlns:cx8="http://schemas.microsoft.com/office/drawing/2016/5/14/chartex" xmlns:mc="http://schemas.openxmlformats.org/markup-compatibility/2006" xmlns:aink="http://schemas.microsoft.com/office/drawing/2016/ink" xmlns:am3d="http://schemas.microsoft.com/office/drawing/2017/model3d" xmlns:o="urn:schemas-microsoft-com:office:office" xmlns:oel="http://schemas.microsoft.com/office/2019/extlst" xmlns:r="http://schemas.openxmlformats.org/officeDocument/2006/relationships" xmlns:m="http://schemas.openxmlformats.org/officeDocument/2006/math" xmlns:v="urn:schemas-microsoft-com:vml" xmlns:wp14="http://schemas.microsoft.com/office/word/2010/wordprocessingDrawing" xmlns:wp="http://schemas.openxmlformats.org/drawingml/2006/wordprocessingDrawing" xmlns:w10="urn:schemas-microsoft-com:office:word" xmlns:w="http://schemas.openxmlformats.org/wordprocessingml/2006/main" xmlns:w14="http://schemas.microsoft.com/office/word/2010/wordml" xmlns:w15="http://schemas.microsoft.com/office/word/2012/wordml" xmlns:w16cex="http://schemas.microsoft.com/office/word/2018/wordml/cex" xmlns:w16cid="http://schemas.microsoft.com/office/word/2016/wordml/cid" xmlns:w16="http://schemas.microsoft.com/office/word/2018/wordml" xmlns:w16du="http://schemas.microsoft.com/office/word/2023/wordml/word16du" xmlns:w16sdtdh="http://schemas.microsoft.com/office/word/2020/wordml/sdtdatahash" xmlns:w16sdtfl="http://schemas.microsoft.com/office/word/2024/wordml/sdtformatlock" xmlns:w16se="http://schemas.microsoft.com/office/word/2015/wordml/symex" xmlns:wpg="http://schemas.microsoft.com/office/word/2010/wordprocessingGroup" xmlns:wpi="http://schemas.microsoft.com/office/word/2010/wordprocessingInk" xmlns:wne="http://schemas.microsoft.com/office/word/2006/wordml" xmlns:wps="http://schemas.microsoft.com/office/word/2010/wordprocessingShape" mc:Ignorable="w14 w15 w16se w16cid w16 w16cex w16sdtdh w16sdtfl w16du wp14">
   <w:footnote w:type="separator" w:id="-1">
     <w:p>
       <w:r>
@@ -3582,7 +4036,7 @@
 </file>
 
 <file path=word/numbering.xml><?xml version="1.0" encoding="utf-8"?>
-<w:numbering xmlns:wpc="http://schemas.microsoft.com/office/word/2010/wordprocessingCanvas" xmlns:cx="http://schemas.microsoft.com/office/drawing/2014/chartex" xmlns:cx1="http://schemas.microsoft.com/office/drawing/2015/9/8/chartex" xmlns:cx2="http://schemas.microsoft.com/office/drawing/2015/10/21/chartex" xmlns:cx3="http://schemas.microsoft.com/office/drawing/2016/5/9/chartex" xmlns:cx4="http://schemas.microsoft.com/office/drawing/2016/5/10/chartex" xmlns:cx5="http://schemas.microsoft.com/office/drawing/2016/5/11/chartex" xmlns:cx6="http://schemas.microsoft.com/office/drawing/2016/5/12/chartex" xmlns:cx7="http://schemas.microsoft.com/office/drawing/2016/5/13/chartex" xmlns:cx8="http://schemas.microsoft.com/office/drawing/2016/5/14/chartex" xmlns:mc="http://schemas.openxmlformats.org/markup-compatibility/2006" xmlns:aink="http://schemas.microsoft.com/office/drawing/2016/ink" xmlns:am3d="http://schemas.microsoft.com/office/drawing/2017/model3d" xmlns:o="urn:schemas-microsoft-com:office:office" xmlns:oel="http://schemas.microsoft.com/office/2019/extlst" xmlns:r="http://schemas.openxmlformats.org/officeDocument/2006/relationships" xmlns:m="http://schemas.openxmlformats.org/officeDocument/2006/math" xmlns:v="urn:schemas-microsoft-com:vml" xmlns:wp14="http://schemas.microsoft.com/office/word/2010/wordprocessingDrawing" xmlns:wp="http://schemas.openxmlformats.org/drawingml/2006/wordprocessingDrawing" xmlns:w10="urn:schemas-microsoft-com:office:word" xmlns:w="http://schemas.openxmlformats.org/wordprocessingml/2006/main" xmlns:w14="http://schemas.microsoft.com/office/word/2010/wordml" xmlns:w15="http://schemas.microsoft.com/office/word/2012/wordml" xmlns:w16cex="http://schemas.microsoft.com/office/word/2018/wordml/cex" xmlns:w16cid="http://schemas.microsoft.com/office/word/2016/wordml/cid" xmlns:w16="http://schemas.microsoft.com/office/word/2018/wordml" xmlns:w16du="http://schemas.microsoft.com/office/word/2023/wordml/word16du" xmlns:w16sdtdh="http://schemas.microsoft.com/office/word/2020/wordml/sdtdatahash" xmlns:w16se="http://schemas.microsoft.com/office/word/2015/wordml/symex" xmlns:wpg="http://schemas.microsoft.com/office/word/2010/wordprocessingGroup" xmlns:wpi="http://schemas.microsoft.com/office/word/2010/wordprocessingInk" xmlns:wne="http://schemas.microsoft.com/office/word/2006/wordml" xmlns:wps="http://schemas.microsoft.com/office/word/2010/wordprocessingShape" mc:Ignorable="w14 w15 w16se w16cid w16 w16cex w16sdtdh w16du wp14">
+<w:numbering xmlns:wpc="http://schemas.microsoft.com/office/word/2010/wordprocessingCanvas" xmlns:cx="http://schemas.microsoft.com/office/drawing/2014/chartex" xmlns:cx1="http://schemas.microsoft.com/office/drawing/2015/9/8/chartex" xmlns:cx2="http://schemas.microsoft.com/office/drawing/2015/10/21/chartex" xmlns:cx3="http://schemas.microsoft.com/office/drawing/2016/5/9/chartex" xmlns:cx4="http://schemas.microsoft.com/office/drawing/2016/5/10/chartex" xmlns:cx5="http://schemas.microsoft.com/office/drawing/2016/5/11/chartex" xmlns:cx6="http://schemas.microsoft.com/office/drawing/2016/5/12/chartex" xmlns:cx7="http://schemas.microsoft.com/office/drawing/2016/5/13/chartex" xmlns:cx8="http://schemas.microsoft.com/office/drawing/2016/5/14/chartex" xmlns:mc="http://schemas.openxmlformats.org/markup-compatibility/2006" xmlns:aink="http://schemas.microsoft.com/office/drawing/2016/ink" xmlns:am3d="http://schemas.microsoft.com/office/drawing/2017/model3d" xmlns:o="urn:schemas-microsoft-com:office:office" xmlns:oel="http://schemas.microsoft.com/office/2019/extlst" xmlns:r="http://schemas.openxmlformats.org/officeDocument/2006/relationships" xmlns:m="http://schemas.openxmlformats.org/officeDocument/2006/math" xmlns:v="urn:schemas-microsoft-com:vml" xmlns:wp14="http://schemas.microsoft.com/office/word/2010/wordprocessingDrawing" xmlns:wp="http://schemas.openxmlformats.org/drawingml/2006/wordprocessingDrawing" xmlns:w10="urn:schemas-microsoft-com:office:word" xmlns:w="http://schemas.openxmlformats.org/wordprocessingml/2006/main" xmlns:w14="http://schemas.microsoft.com/office/word/2010/wordml" xmlns:w15="http://schemas.microsoft.com/office/word/2012/wordml" xmlns:w16cex="http://schemas.microsoft.com/office/word/2018/wordml/cex" xmlns:w16cid="http://schemas.microsoft.com/office/word/2016/wordml/cid" xmlns:w16="http://schemas.microsoft.com/office/word/2018/wordml" xmlns:w16du="http://schemas.microsoft.com/office/word/2023/wordml/word16du" xmlns:w16sdtdh="http://schemas.microsoft.com/office/word/2020/wordml/sdtdatahash" xmlns:w16sdtfl="http://schemas.microsoft.com/office/word/2024/wordml/sdtformatlock" xmlns:w16se="http://schemas.microsoft.com/office/word/2015/wordml/symex" xmlns:wpg="http://schemas.microsoft.com/office/word/2010/wordprocessingGroup" xmlns:wpi="http://schemas.microsoft.com/office/word/2010/wordprocessingInk" xmlns:wne="http://schemas.microsoft.com/office/word/2006/wordml" xmlns:wps="http://schemas.microsoft.com/office/word/2010/wordprocessingShape" mc:Ignorable="w14 w15 w16se w16cid w16 w16cex w16sdtdh w16sdtfl w16du wp14">
   <w:abstractNum w:abstractNumId="0" w15:restartNumberingAfterBreak="0">
     <w:nsid w:val="03904AB7"/>
     <w:multiLevelType w:val="multilevel"/>
@@ -6201,6 +6655,92 @@
     </w:lvl>
   </w:abstractNum>
   <w:abstractNum w:abstractNumId="23" w15:restartNumberingAfterBreak="0">
+    <w:nsid w:val="47750463"/>
+    <w:multiLevelType w:val="hybridMultilevel"/>
+    <w:tmpl w:val="60B0AB56"/>
+    <w:lvl w:ilvl="0" w:tplc="0409000F">
+      <w:start w:val="1"/>
+      <w:numFmt w:val="decimal"/>
+      <w:lvlText w:val="%1."/>
+      <w:lvlJc w:val="left"/>
+      <w:pPr>
+        <w:ind w:left="720" w:hanging="360"/>
+      </w:pPr>
+    </w:lvl>
+    <w:lvl w:ilvl="1" w:tplc="04090019" w:tentative="1">
+      <w:start w:val="1"/>
+      <w:numFmt w:val="lowerLetter"/>
+      <w:lvlText w:val="%2."/>
+      <w:lvlJc w:val="left"/>
+      <w:pPr>
+        <w:ind w:left="1440" w:hanging="360"/>
+      </w:pPr>
+    </w:lvl>
+    <w:lvl w:ilvl="2" w:tplc="0409001B" w:tentative="1">
+      <w:start w:val="1"/>
+      <w:numFmt w:val="lowerRoman"/>
+      <w:lvlText w:val="%3."/>
+      <w:lvlJc w:val="right"/>
+      <w:pPr>
+        <w:ind w:left="2160" w:hanging="180"/>
+      </w:pPr>
+    </w:lvl>
+    <w:lvl w:ilvl="3" w:tplc="0409000F" w:tentative="1">
+      <w:start w:val="1"/>
+      <w:numFmt w:val="decimal"/>
+      <w:lvlText w:val="%4."/>
+      <w:lvlJc w:val="left"/>
+      <w:pPr>
+        <w:ind w:left="2880" w:hanging="360"/>
+      </w:pPr>
+    </w:lvl>
+    <w:lvl w:ilvl="4" w:tplc="04090019" w:tentative="1">
+      <w:start w:val="1"/>
+      <w:numFmt w:val="lowerLetter"/>
+      <w:lvlText w:val="%5."/>
+      <w:lvlJc w:val="left"/>
+      <w:pPr>
+        <w:ind w:left="3600" w:hanging="360"/>
+      </w:pPr>
+    </w:lvl>
+    <w:lvl w:ilvl="5" w:tplc="0409001B" w:tentative="1">
+      <w:start w:val="1"/>
+      <w:numFmt w:val="lowerRoman"/>
+      <w:lvlText w:val="%6."/>
+      <w:lvlJc w:val="right"/>
+      <w:pPr>
+        <w:ind w:left="4320" w:hanging="180"/>
+      </w:pPr>
+    </w:lvl>
+    <w:lvl w:ilvl="6" w:tplc="0409000F" w:tentative="1">
+      <w:start w:val="1"/>
+      <w:numFmt w:val="decimal"/>
+      <w:lvlText w:val="%7."/>
+      <w:lvlJc w:val="left"/>
+      <w:pPr>
+        <w:ind w:left="5040" w:hanging="360"/>
+      </w:pPr>
+    </w:lvl>
+    <w:lvl w:ilvl="7" w:tplc="04090019" w:tentative="1">
+      <w:start w:val="1"/>
+      <w:numFmt w:val="lowerLetter"/>
+      <w:lvlText w:val="%8."/>
+      <w:lvlJc w:val="left"/>
+      <w:pPr>
+        <w:ind w:left="5760" w:hanging="360"/>
+      </w:pPr>
+    </w:lvl>
+    <w:lvl w:ilvl="8" w:tplc="0409001B" w:tentative="1">
+      <w:start w:val="1"/>
+      <w:numFmt w:val="lowerRoman"/>
+      <w:lvlText w:val="%9."/>
+      <w:lvlJc w:val="right"/>
+      <w:pPr>
+        <w:ind w:left="6480" w:hanging="180"/>
+      </w:pPr>
+    </w:lvl>
+  </w:abstractNum>
+  <w:abstractNum w:abstractNumId="24" w15:restartNumberingAfterBreak="0">
     <w:nsid w:val="47DF685F"/>
     <w:multiLevelType w:val="multilevel"/>
     <w:tmpl w:val="0409001D"/>
@@ -6316,7 +6856,7 @@
       </w:pPr>
     </w:lvl>
   </w:abstractNum>
-  <w:abstractNum w:abstractNumId="24" w15:restartNumberingAfterBreak="0">
+  <w:abstractNum w:abstractNumId="25" w15:restartNumberingAfterBreak="0">
     <w:nsid w:val="480B1EA9"/>
     <w:multiLevelType w:val="multilevel"/>
     <w:tmpl w:val="0409001D"/>
@@ -6429,7 +6969,7 @@
       </w:pPr>
     </w:lvl>
   </w:abstractNum>
-  <w:abstractNum w:abstractNumId="25" w15:restartNumberingAfterBreak="0">
+  <w:abstractNum w:abstractNumId="26" w15:restartNumberingAfterBreak="0">
     <w:nsid w:val="496D27FA"/>
     <w:multiLevelType w:val="multilevel"/>
     <w:tmpl w:val="0409001D"/>
@@ -6542,7 +7082,7 @@
       </w:pPr>
     </w:lvl>
   </w:abstractNum>
-  <w:abstractNum w:abstractNumId="26" w15:restartNumberingAfterBreak="0">
+  <w:abstractNum w:abstractNumId="27" w15:restartNumberingAfterBreak="0">
     <w:nsid w:val="496F6BD2"/>
     <w:multiLevelType w:val="multilevel"/>
     <w:tmpl w:val="FFE47BFC"/>
@@ -6656,7 +7196,7 @@
       </w:pPr>
     </w:lvl>
   </w:abstractNum>
-  <w:abstractNum w:abstractNumId="27" w15:restartNumberingAfterBreak="0">
+  <w:abstractNum w:abstractNumId="28" w15:restartNumberingAfterBreak="0">
     <w:nsid w:val="4A850BBB"/>
     <w:multiLevelType w:val="multilevel"/>
     <w:tmpl w:val="0409001D"/>
@@ -6769,7 +7309,7 @@
       </w:pPr>
     </w:lvl>
   </w:abstractNum>
-  <w:abstractNum w:abstractNumId="28" w15:restartNumberingAfterBreak="0">
+  <w:abstractNum w:abstractNumId="29" w15:restartNumberingAfterBreak="0">
     <w:nsid w:val="4C371070"/>
     <w:multiLevelType w:val="multilevel"/>
     <w:tmpl w:val="E910B2A0"/>
@@ -6910,7 +7450,7 @@
       </w:rPr>
     </w:lvl>
   </w:abstractNum>
-  <w:abstractNum w:abstractNumId="29" w15:restartNumberingAfterBreak="0">
+  <w:abstractNum w:abstractNumId="30" w15:restartNumberingAfterBreak="0">
     <w:nsid w:val="4C411C4A"/>
     <w:multiLevelType w:val="multilevel"/>
     <w:tmpl w:val="0409001D"/>
@@ -7023,7 +7563,7 @@
       </w:pPr>
     </w:lvl>
   </w:abstractNum>
-  <w:abstractNum w:abstractNumId="30" w15:restartNumberingAfterBreak="0">
+  <w:abstractNum w:abstractNumId="31" w15:restartNumberingAfterBreak="0">
     <w:nsid w:val="4DD52FAD"/>
     <w:multiLevelType w:val="hybridMultilevel"/>
     <w:tmpl w:val="81F620E6"/>
@@ -7136,7 +7676,7 @@
       </w:rPr>
     </w:lvl>
   </w:abstractNum>
-  <w:abstractNum w:abstractNumId="31" w15:restartNumberingAfterBreak="0">
+  <w:abstractNum w:abstractNumId="32" w15:restartNumberingAfterBreak="0">
     <w:nsid w:val="50FE60A0"/>
     <w:multiLevelType w:val="multilevel"/>
     <w:tmpl w:val="0409001D"/>
@@ -7249,7 +7789,7 @@
       </w:pPr>
     </w:lvl>
   </w:abstractNum>
-  <w:abstractNum w:abstractNumId="32" w15:restartNumberingAfterBreak="0">
+  <w:abstractNum w:abstractNumId="33" w15:restartNumberingAfterBreak="0">
     <w:nsid w:val="571D3BF5"/>
     <w:multiLevelType w:val="multilevel"/>
     <w:tmpl w:val="0409001D"/>
@@ -7362,7 +7902,7 @@
       </w:pPr>
     </w:lvl>
   </w:abstractNum>
-  <w:abstractNum w:abstractNumId="33" w15:restartNumberingAfterBreak="0">
+  <w:abstractNum w:abstractNumId="34" w15:restartNumberingAfterBreak="0">
     <w:nsid w:val="584A4550"/>
     <w:multiLevelType w:val="multilevel"/>
     <w:tmpl w:val="0409001D"/>
@@ -7475,7 +8015,7 @@
       </w:pPr>
     </w:lvl>
   </w:abstractNum>
-  <w:abstractNum w:abstractNumId="34" w15:restartNumberingAfterBreak="0">
+  <w:abstractNum w:abstractNumId="35" w15:restartNumberingAfterBreak="0">
     <w:nsid w:val="5CE16E34"/>
     <w:multiLevelType w:val="hybridMultilevel"/>
     <w:tmpl w:val="0B12333A"/>
@@ -7588,7 +8128,7 @@
       </w:pPr>
     </w:lvl>
   </w:abstractNum>
-  <w:abstractNum w:abstractNumId="35" w15:restartNumberingAfterBreak="0">
+  <w:abstractNum w:abstractNumId="36" w15:restartNumberingAfterBreak="0">
     <w:nsid w:val="62080D0F"/>
     <w:multiLevelType w:val="multilevel"/>
     <w:tmpl w:val="0409001D"/>
@@ -7701,7 +8241,7 @@
       </w:pPr>
     </w:lvl>
   </w:abstractNum>
-  <w:abstractNum w:abstractNumId="36" w15:restartNumberingAfterBreak="0">
+  <w:abstractNum w:abstractNumId="37" w15:restartNumberingAfterBreak="0">
     <w:nsid w:val="6CB47B90"/>
     <w:multiLevelType w:val="multilevel"/>
     <w:tmpl w:val="0409001D"/>
@@ -7814,7 +8354,7 @@
       </w:pPr>
     </w:lvl>
   </w:abstractNum>
-  <w:abstractNum w:abstractNumId="37" w15:restartNumberingAfterBreak="0">
+  <w:abstractNum w:abstractNumId="38" w15:restartNumberingAfterBreak="0">
     <w:nsid w:val="7134223A"/>
     <w:multiLevelType w:val="multilevel"/>
     <w:tmpl w:val="0409001D"/>
@@ -7927,7 +8467,7 @@
       </w:pPr>
     </w:lvl>
   </w:abstractNum>
-  <w:abstractNum w:abstractNumId="38" w15:restartNumberingAfterBreak="0">
+  <w:abstractNum w:abstractNumId="39" w15:restartNumberingAfterBreak="0">
     <w:nsid w:val="73B40823"/>
     <w:multiLevelType w:val="multilevel"/>
     <w:tmpl w:val="0409001D"/>
@@ -8040,7 +8580,7 @@
       </w:pPr>
     </w:lvl>
   </w:abstractNum>
-  <w:abstractNum w:abstractNumId="39" w15:restartNumberingAfterBreak="0">
+  <w:abstractNum w:abstractNumId="40" w15:restartNumberingAfterBreak="0">
     <w:nsid w:val="73C176BD"/>
     <w:multiLevelType w:val="multilevel"/>
     <w:tmpl w:val="0409001D"/>
@@ -8153,7 +8693,7 @@
       </w:pPr>
     </w:lvl>
   </w:abstractNum>
-  <w:abstractNum w:abstractNumId="40" w15:restartNumberingAfterBreak="0">
+  <w:abstractNum w:abstractNumId="41" w15:restartNumberingAfterBreak="0">
     <w:nsid w:val="7419358F"/>
     <w:multiLevelType w:val="multilevel"/>
     <w:tmpl w:val="0409001D"/>
@@ -8266,7 +8806,7 @@
       </w:pPr>
     </w:lvl>
   </w:abstractNum>
-  <w:abstractNum w:abstractNumId="41" w15:restartNumberingAfterBreak="0">
+  <w:abstractNum w:abstractNumId="42" w15:restartNumberingAfterBreak="0">
     <w:nsid w:val="76A26C8E"/>
     <w:multiLevelType w:val="multilevel"/>
     <w:tmpl w:val="0409001D"/>
@@ -8379,7 +8919,7 @@
       </w:pPr>
     </w:lvl>
   </w:abstractNum>
-  <w:abstractNum w:abstractNumId="42" w15:restartNumberingAfterBreak="0">
+  <w:abstractNum w:abstractNumId="43" w15:restartNumberingAfterBreak="0">
     <w:nsid w:val="775B37E6"/>
     <w:multiLevelType w:val="multilevel"/>
     <w:tmpl w:val="0409001D"/>
@@ -8495,7 +9035,7 @@
       </w:pPr>
     </w:lvl>
   </w:abstractNum>
-  <w:abstractNum w:abstractNumId="43" w15:restartNumberingAfterBreak="0">
+  <w:abstractNum w:abstractNumId="44" w15:restartNumberingAfterBreak="0">
     <w:nsid w:val="7B054AF1"/>
     <w:multiLevelType w:val="multilevel"/>
     <w:tmpl w:val="0409001D"/>
@@ -8608,7 +9148,7 @@
       </w:pPr>
     </w:lvl>
   </w:abstractNum>
-  <w:abstractNum w:abstractNumId="44" w15:restartNumberingAfterBreak="0">
+  <w:abstractNum w:abstractNumId="45" w15:restartNumberingAfterBreak="0">
     <w:nsid w:val="7BD20891"/>
     <w:multiLevelType w:val="multilevel"/>
     <w:tmpl w:val="0409001D"/>
@@ -8721,7 +9261,93 @@
       </w:pPr>
     </w:lvl>
   </w:abstractNum>
-  <w:abstractNum w:abstractNumId="45" w15:restartNumberingAfterBreak="0">
+  <w:abstractNum w:abstractNumId="46" w15:restartNumberingAfterBreak="0">
+    <w:nsid w:val="7CEE1466"/>
+    <w:multiLevelType w:val="hybridMultilevel"/>
+    <w:tmpl w:val="7056234E"/>
+    <w:lvl w:ilvl="0" w:tplc="0409000F">
+      <w:start w:val="1"/>
+      <w:numFmt w:val="decimal"/>
+      <w:lvlText w:val="%1."/>
+      <w:lvlJc w:val="left"/>
+      <w:pPr>
+        <w:ind w:left="720" w:hanging="360"/>
+      </w:pPr>
+    </w:lvl>
+    <w:lvl w:ilvl="1" w:tplc="04090019" w:tentative="1">
+      <w:start w:val="1"/>
+      <w:numFmt w:val="lowerLetter"/>
+      <w:lvlText w:val="%2."/>
+      <w:lvlJc w:val="left"/>
+      <w:pPr>
+        <w:ind w:left="1440" w:hanging="360"/>
+      </w:pPr>
+    </w:lvl>
+    <w:lvl w:ilvl="2" w:tplc="0409001B" w:tentative="1">
+      <w:start w:val="1"/>
+      <w:numFmt w:val="lowerRoman"/>
+      <w:lvlText w:val="%3."/>
+      <w:lvlJc w:val="right"/>
+      <w:pPr>
+        <w:ind w:left="2160" w:hanging="180"/>
+      </w:pPr>
+    </w:lvl>
+    <w:lvl w:ilvl="3" w:tplc="0409000F" w:tentative="1">
+      <w:start w:val="1"/>
+      <w:numFmt w:val="decimal"/>
+      <w:lvlText w:val="%4."/>
+      <w:lvlJc w:val="left"/>
+      <w:pPr>
+        <w:ind w:left="2880" w:hanging="360"/>
+      </w:pPr>
+    </w:lvl>
+    <w:lvl w:ilvl="4" w:tplc="04090019" w:tentative="1">
+      <w:start w:val="1"/>
+      <w:numFmt w:val="lowerLetter"/>
+      <w:lvlText w:val="%5."/>
+      <w:lvlJc w:val="left"/>
+      <w:pPr>
+        <w:ind w:left="3600" w:hanging="360"/>
+      </w:pPr>
+    </w:lvl>
+    <w:lvl w:ilvl="5" w:tplc="0409001B" w:tentative="1">
+      <w:start w:val="1"/>
+      <w:numFmt w:val="lowerRoman"/>
+      <w:lvlText w:val="%6."/>
+      <w:lvlJc w:val="right"/>
+      <w:pPr>
+        <w:ind w:left="4320" w:hanging="180"/>
+      </w:pPr>
+    </w:lvl>
+    <w:lvl w:ilvl="6" w:tplc="0409000F" w:tentative="1">
+      <w:start w:val="1"/>
+      <w:numFmt w:val="decimal"/>
+      <w:lvlText w:val="%7."/>
+      <w:lvlJc w:val="left"/>
+      <w:pPr>
+        <w:ind w:left="5040" w:hanging="360"/>
+      </w:pPr>
+    </w:lvl>
+    <w:lvl w:ilvl="7" w:tplc="04090019" w:tentative="1">
+      <w:start w:val="1"/>
+      <w:numFmt w:val="lowerLetter"/>
+      <w:lvlText w:val="%8."/>
+      <w:lvlJc w:val="left"/>
+      <w:pPr>
+        <w:ind w:left="5760" w:hanging="360"/>
+      </w:pPr>
+    </w:lvl>
+    <w:lvl w:ilvl="8" w:tplc="0409001B" w:tentative="1">
+      <w:start w:val="1"/>
+      <w:numFmt w:val="lowerRoman"/>
+      <w:lvlText w:val="%9."/>
+      <w:lvlJc w:val="right"/>
+      <w:pPr>
+        <w:ind w:left="6480" w:hanging="180"/>
+      </w:pPr>
+    </w:lvl>
+  </w:abstractNum>
+  <w:abstractNum w:abstractNumId="47" w15:restartNumberingAfterBreak="0">
     <w:nsid w:val="7E624256"/>
     <w:multiLevelType w:val="multilevel"/>
     <w:tmpl w:val="0409001D"/>
@@ -8834,7 +9460,7 @@
       </w:pPr>
     </w:lvl>
   </w:abstractNum>
-  <w:abstractNum w:abstractNumId="46" w15:restartNumberingAfterBreak="0">
+  <w:abstractNum w:abstractNumId="48" w15:restartNumberingAfterBreak="0">
     <w:nsid w:val="7ED57643"/>
     <w:multiLevelType w:val="multilevel"/>
     <w:tmpl w:val="0409001D"/>
@@ -8947,7 +9573,7 @@
       </w:pPr>
     </w:lvl>
   </w:abstractNum>
-  <w:abstractNum w:abstractNumId="47" w15:restartNumberingAfterBreak="0">
+  <w:abstractNum w:abstractNumId="49" w15:restartNumberingAfterBreak="0">
     <w:nsid w:val="7F0F27EC"/>
     <w:multiLevelType w:val="hybridMultilevel"/>
     <w:tmpl w:val="C830748C"/>
@@ -9061,10 +9687,10 @@
     </w:lvl>
   </w:abstractNum>
   <w:num w:numId="1" w16cid:durableId="1814982842">
-    <w:abstractNumId w:val="28"/>
+    <w:abstractNumId w:val="29"/>
   </w:num>
   <w:num w:numId="2" w16cid:durableId="2109423403">
-    <w:abstractNumId w:val="26"/>
+    <w:abstractNumId w:val="27"/>
   </w:num>
   <w:num w:numId="3" w16cid:durableId="1780905528">
     <w:abstractNumId w:val="18"/>
@@ -9076,7 +9702,7 @@
     <w:abstractNumId w:val="1"/>
   </w:num>
   <w:num w:numId="6" w16cid:durableId="540674640">
-    <w:abstractNumId w:val="30"/>
+    <w:abstractNumId w:val="31"/>
   </w:num>
   <w:num w:numId="7" w16cid:durableId="1528331623">
     <w:abstractNumId w:val="15"/>
@@ -9088,22 +9714,22 @@
     <w:abstractNumId w:val="2"/>
   </w:num>
   <w:num w:numId="10" w16cid:durableId="443427758">
-    <w:abstractNumId w:val="23"/>
+    <w:abstractNumId w:val="24"/>
   </w:num>
   <w:num w:numId="11" w16cid:durableId="856503590">
-    <w:abstractNumId w:val="47"/>
+    <w:abstractNumId w:val="49"/>
   </w:num>
   <w:num w:numId="12" w16cid:durableId="1708947774">
     <w:abstractNumId w:val="14"/>
   </w:num>
   <w:num w:numId="13" w16cid:durableId="8409523">
-    <w:abstractNumId w:val="42"/>
+    <w:abstractNumId w:val="43"/>
   </w:num>
   <w:num w:numId="14" w16cid:durableId="1820072362">
     <w:abstractNumId w:val="16"/>
   </w:num>
   <w:num w:numId="15" w16cid:durableId="1132409903">
-    <w:abstractNumId w:val="29"/>
+    <w:abstractNumId w:val="30"/>
   </w:num>
   <w:num w:numId="16" w16cid:durableId="771979294">
     <w:abstractNumId w:val="13"/>
@@ -9112,25 +9738,25 @@
     <w:abstractNumId w:val="12"/>
   </w:num>
   <w:num w:numId="18" w16cid:durableId="1009064875">
-    <w:abstractNumId w:val="36"/>
+    <w:abstractNumId w:val="37"/>
   </w:num>
   <w:num w:numId="19" w16cid:durableId="726222039">
     <w:abstractNumId w:val="0"/>
   </w:num>
   <w:num w:numId="20" w16cid:durableId="1278679880">
-    <w:abstractNumId w:val="37"/>
+    <w:abstractNumId w:val="38"/>
   </w:num>
   <w:num w:numId="21" w16cid:durableId="1109548270">
-    <w:abstractNumId w:val="40"/>
+    <w:abstractNumId w:val="41"/>
   </w:num>
   <w:num w:numId="22" w16cid:durableId="1995794847">
-    <w:abstractNumId w:val="34"/>
+    <w:abstractNumId w:val="35"/>
   </w:num>
   <w:num w:numId="23" w16cid:durableId="781731659">
-    <w:abstractNumId w:val="31"/>
+    <w:abstractNumId w:val="32"/>
   </w:num>
   <w:num w:numId="24" w16cid:durableId="1584954406">
-    <w:abstractNumId w:val="46"/>
+    <w:abstractNumId w:val="48"/>
   </w:num>
   <w:num w:numId="25" w16cid:durableId="255752035">
     <w:abstractNumId w:val="20"/>
@@ -9145,25 +9771,25 @@
     <w:abstractNumId w:val="21"/>
   </w:num>
   <w:num w:numId="29" w16cid:durableId="647132872">
-    <w:abstractNumId w:val="39"/>
+    <w:abstractNumId w:val="40"/>
   </w:num>
   <w:num w:numId="30" w16cid:durableId="1927348283">
-    <w:abstractNumId w:val="43"/>
+    <w:abstractNumId w:val="44"/>
   </w:num>
   <w:num w:numId="31" w16cid:durableId="1423187289">
     <w:abstractNumId w:val="10"/>
   </w:num>
   <w:num w:numId="32" w16cid:durableId="1829635023">
-    <w:abstractNumId w:val="45"/>
+    <w:abstractNumId w:val="47"/>
   </w:num>
   <w:num w:numId="33" w16cid:durableId="638654733">
     <w:abstractNumId w:val="8"/>
   </w:num>
   <w:num w:numId="34" w16cid:durableId="408963472">
-    <w:abstractNumId w:val="44"/>
+    <w:abstractNumId w:val="45"/>
   </w:num>
   <w:num w:numId="35" w16cid:durableId="397631313">
-    <w:abstractNumId w:val="27"/>
+    <w:abstractNumId w:val="28"/>
   </w:num>
   <w:num w:numId="36" w16cid:durableId="545066218">
     <w:abstractNumId w:val="17"/>
@@ -9172,44 +9798,50 @@
     <w:abstractNumId w:val="9"/>
   </w:num>
   <w:num w:numId="38" w16cid:durableId="1422675965">
-    <w:abstractNumId w:val="25"/>
+    <w:abstractNumId w:val="26"/>
   </w:num>
   <w:num w:numId="39" w16cid:durableId="839008418">
-    <w:abstractNumId w:val="35"/>
+    <w:abstractNumId w:val="36"/>
   </w:num>
   <w:num w:numId="40" w16cid:durableId="1484858604">
     <w:abstractNumId w:val="3"/>
   </w:num>
   <w:num w:numId="41" w16cid:durableId="622923948">
-    <w:abstractNumId w:val="41"/>
+    <w:abstractNumId w:val="42"/>
   </w:num>
   <w:num w:numId="42" w16cid:durableId="200098598">
-    <w:abstractNumId w:val="24"/>
+    <w:abstractNumId w:val="25"/>
   </w:num>
   <w:num w:numId="43" w16cid:durableId="2110157432">
     <w:abstractNumId w:val="11"/>
   </w:num>
   <w:num w:numId="44" w16cid:durableId="1194809756">
-    <w:abstractNumId w:val="33"/>
+    <w:abstractNumId w:val="34"/>
   </w:num>
   <w:num w:numId="45" w16cid:durableId="1110247014">
     <w:abstractNumId w:val="4"/>
   </w:num>
   <w:num w:numId="46" w16cid:durableId="738442">
-    <w:abstractNumId w:val="32"/>
+    <w:abstractNumId w:val="33"/>
   </w:num>
   <w:num w:numId="47" w16cid:durableId="51975858">
-    <w:abstractNumId w:val="38"/>
+    <w:abstractNumId w:val="39"/>
   </w:num>
   <w:num w:numId="48" w16cid:durableId="1011185289">
     <w:abstractNumId w:val="5"/>
+  </w:num>
+  <w:num w:numId="49" w16cid:durableId="908079412">
+    <w:abstractNumId w:val="23"/>
+  </w:num>
+  <w:num w:numId="50" w16cid:durableId="1515799172">
+    <w:abstractNumId w:val="46"/>
   </w:num>
   <w:numIdMacAtCleanup w:val="9"/>
 </w:numbering>
 </file>
 
 <file path=word/styles.xml><?xml version="1.0" encoding="utf-8"?>
-<w:styles xmlns:mc="http://schemas.openxmlformats.org/markup-compatibility/2006" xmlns:r="http://schemas.openxmlformats.org/officeDocument/2006/relationships" xmlns:w="http://schemas.openxmlformats.org/wordprocessingml/2006/main" xmlns:w14="http://schemas.microsoft.com/office/word/2010/wordml" xmlns:w15="http://schemas.microsoft.com/office/word/2012/wordml" xmlns:w16cex="http://schemas.microsoft.com/office/word/2018/wordml/cex" xmlns:w16cid="http://schemas.microsoft.com/office/word/2016/wordml/cid" xmlns:w16="http://schemas.microsoft.com/office/word/2018/wordml" xmlns:w16du="http://schemas.microsoft.com/office/word/2023/wordml/word16du" xmlns:w16sdtdh="http://schemas.microsoft.com/office/word/2020/wordml/sdtdatahash" xmlns:w16se="http://schemas.microsoft.com/office/word/2015/wordml/symex" mc:Ignorable="w14 w15 w16se w16cid w16 w16cex w16sdtdh w16du">
+<w:styles xmlns:mc="http://schemas.openxmlformats.org/markup-compatibility/2006" xmlns:r="http://schemas.openxmlformats.org/officeDocument/2006/relationships" xmlns:w="http://schemas.openxmlformats.org/wordprocessingml/2006/main" xmlns:w14="http://schemas.microsoft.com/office/word/2010/wordml" xmlns:w15="http://schemas.microsoft.com/office/word/2012/wordml" xmlns:w16cex="http://schemas.microsoft.com/office/word/2018/wordml/cex" xmlns:w16cid="http://schemas.microsoft.com/office/word/2016/wordml/cid" xmlns:w16="http://schemas.microsoft.com/office/word/2018/wordml" xmlns:w16du="http://schemas.microsoft.com/office/word/2023/wordml/word16du" xmlns:w16sdtdh="http://schemas.microsoft.com/office/word/2020/wordml/sdtdatahash" xmlns:w16sdtfl="http://schemas.microsoft.com/office/word/2024/wordml/sdtformatlock" xmlns:w16se="http://schemas.microsoft.com/office/word/2015/wordml/symex" mc:Ignorable="w14 w15 w16se w16cid w16 w16cex w16sdtdh w16sdtfl w16du">
   <w:docDefaults>
     <w:rPrDefault>
       <w:rPr>
@@ -9517,7 +10149,7 @@
   <w:style w:type="paragraph" w:default="1" w:styleId="Normal">
     <w:name w:val="Normal"/>
     <w:qFormat/>
-    <w:rsid w:val="0071468A"/>
+    <w:rsid w:val="00C2412E"/>
     <w:pPr>
       <w:spacing w:before="160" w:after="80" w:line="336" w:lineRule="auto"/>
     </w:pPr>
@@ -9532,7 +10164,7 @@
     <w:next w:val="Normal"/>
     <w:link w:val="Heading1Char"/>
     <w:qFormat/>
-    <w:rsid w:val="0071468A"/>
+    <w:rsid w:val="00E55914"/>
     <w:pPr>
       <w:keepNext/>
       <w:spacing w:before="400" w:after="200" w:line="240" w:lineRule="auto"/>
@@ -9552,7 +10184,7 @@
     <w:next w:val="Normal"/>
     <w:link w:val="Heading2Char"/>
     <w:qFormat/>
-    <w:rsid w:val="0071468A"/>
+    <w:rsid w:val="00E55914"/>
     <w:pPr>
       <w:keepNext/>
       <w:pBdr>
@@ -9576,7 +10208,7 @@
     <w:next w:val="Normal"/>
     <w:link w:val="Heading3Char"/>
     <w:qFormat/>
-    <w:rsid w:val="0071468A"/>
+    <w:rsid w:val="00E55914"/>
     <w:pPr>
       <w:keepNext/>
       <w:autoSpaceDE w:val="0"/>
@@ -9595,9 +10227,8 @@
   <w:style w:type="character" w:default="1" w:styleId="DefaultParagraphFont">
     <w:name w:val="Default Paragraph Font"/>
     <w:uiPriority w:val="1"/>
-    <w:semiHidden/>
     <w:unhideWhenUsed/>
-    <w:rsid w:val="0071468A"/>
+    <w:rsid w:val="00E55914"/>
   </w:style>
   <w:style w:type="table" w:default="1" w:styleId="TableNormal">
     <w:name w:val="Normal Table"/>
@@ -9619,14 +10250,14 @@
     <w:uiPriority w:val="99"/>
     <w:semiHidden/>
     <w:unhideWhenUsed/>
-    <w:rsid w:val="0071468A"/>
+    <w:rsid w:val="00E55914"/>
   </w:style>
   <w:style w:type="paragraph" w:styleId="ListParagraph">
     <w:name w:val="List Paragraph"/>
     <w:basedOn w:val="Normal"/>
     <w:uiPriority w:val="34"/>
     <w:qFormat/>
-    <w:rsid w:val="0071468A"/>
+    <w:rsid w:val="00E55914"/>
     <w:pPr>
       <w:ind w:left="720"/>
     </w:pPr>
@@ -9634,7 +10265,7 @@
   <w:style w:type="character" w:styleId="Hyperlink">
     <w:name w:val="Hyperlink"/>
     <w:uiPriority w:val="99"/>
-    <w:rsid w:val="0071468A"/>
+    <w:rsid w:val="00E55914"/>
     <w:rPr>
       <w:color w:val="0000FF"/>
       <w:u w:val="single"/>
@@ -9644,7 +10275,7 @@
     <w:name w:val="header"/>
     <w:basedOn w:val="Normal"/>
     <w:link w:val="HeaderChar"/>
-    <w:rsid w:val="0071468A"/>
+    <w:rsid w:val="00E55914"/>
     <w:pPr>
       <w:tabs>
         <w:tab w:val="left" w:pos="5040"/>
@@ -9670,7 +10301,7 @@
     <w:name w:val="footer"/>
     <w:basedOn w:val="Normal"/>
     <w:link w:val="FooterChar"/>
-    <w:rsid w:val="0071468A"/>
+    <w:rsid w:val="00E55914"/>
     <w:pPr>
       <w:pBdr>
         <w:top w:val="single" w:sz="4" w:space="1" w:color="auto"/>
@@ -9710,7 +10341,7 @@
   </w:style>
   <w:style w:type="character" w:styleId="FollowedHyperlink">
     <w:name w:val="FollowedHyperlink"/>
-    <w:rsid w:val="0071468A"/>
+    <w:rsid w:val="00E55914"/>
     <w:rPr>
       <w:color w:val="800080"/>
       <w:u w:val="single"/>
@@ -9746,7 +10377,7 @@
   <w:style w:type="paragraph" w:customStyle="1" w:styleId="NumberedHeading2">
     <w:name w:val="Numbered Heading 2"/>
     <w:basedOn w:val="Normal"/>
-    <w:rsid w:val="0071468A"/>
+    <w:rsid w:val="00E55914"/>
     <w:pPr>
       <w:numPr>
         <w:numId w:val="1"/>
@@ -9756,7 +10387,7 @@
   <w:style w:type="paragraph" w:customStyle="1" w:styleId="Outlinenumbering">
     <w:name w:val="Outline numbering"/>
     <w:basedOn w:val="Normal"/>
-    <w:rsid w:val="0071468A"/>
+    <w:rsid w:val="00E55914"/>
     <w:pPr>
       <w:numPr>
         <w:numId w:val="2"/>
@@ -9774,7 +10405,7 @@
   <w:style w:type="character" w:styleId="PageNumber">
     <w:name w:val="page number"/>
     <w:basedOn w:val="DefaultParagraphFont"/>
-    <w:rsid w:val="0071468A"/>
+    <w:rsid w:val="00E55914"/>
   </w:style>
   <w:style w:type="paragraph" w:customStyle="1" w:styleId="Default">
     <w:name w:val="Default"/>
@@ -9809,7 +10440,7 @@
     <w:uiPriority w:val="39"/>
     <w:unhideWhenUsed/>
     <w:qFormat/>
-    <w:rsid w:val="0071468A"/>
+    <w:rsid w:val="00E55914"/>
     <w:pPr>
       <w:keepLines/>
       <w:spacing w:after="0" w:line="259" w:lineRule="auto"/>
@@ -9829,7 +10460,7 @@
     <w:autoRedefine/>
     <w:uiPriority w:val="39"/>
     <w:unhideWhenUsed/>
-    <w:rsid w:val="0071468A"/>
+    <w:rsid w:val="00E55914"/>
     <w:pPr>
       <w:spacing w:after="100" w:line="240" w:lineRule="auto"/>
     </w:pPr>
@@ -9841,7 +10472,7 @@
     <w:autoRedefine/>
     <w:uiPriority w:val="39"/>
     <w:unhideWhenUsed/>
-    <w:rsid w:val="0071468A"/>
+    <w:rsid w:val="00E55914"/>
     <w:pPr>
       <w:spacing w:after="100" w:line="240" w:lineRule="auto"/>
       <w:ind w:left="202"/>
@@ -9884,7 +10515,7 @@
     <w:autoRedefine/>
     <w:uiPriority w:val="39"/>
     <w:unhideWhenUsed/>
-    <w:rsid w:val="0071468A"/>
+    <w:rsid w:val="00E55914"/>
     <w:pPr>
       <w:spacing w:after="100" w:line="240" w:lineRule="auto"/>
       <w:ind w:left="403"/>
@@ -9986,7 +10617,7 @@
     <w:name w:val="Code"/>
     <w:basedOn w:val="Normal"/>
     <w:qFormat/>
-    <w:rsid w:val="0071468A"/>
+    <w:rsid w:val="00E55914"/>
     <w:pPr>
       <w:spacing w:before="80" w:line="240" w:lineRule="auto"/>
     </w:pPr>
@@ -10010,7 +10641,7 @@
 </file>
 
 <file path=word/glossary/document.xml><?xml version="1.0" encoding="utf-8"?>
-<w:glossaryDocument xmlns:wpc="http://schemas.microsoft.com/office/word/2010/wordprocessingCanvas" xmlns:cx="http://schemas.microsoft.com/office/drawing/2014/chartex" xmlns:cx1="http://schemas.microsoft.com/office/drawing/2015/9/8/chartex" xmlns:cx2="http://schemas.microsoft.com/office/drawing/2015/10/21/chartex" xmlns:cx3="http://schemas.microsoft.com/office/drawing/2016/5/9/chartex" xmlns:cx4="http://schemas.microsoft.com/office/drawing/2016/5/10/chartex" xmlns:cx5="http://schemas.microsoft.com/office/drawing/2016/5/11/chartex" xmlns:cx6="http://schemas.microsoft.com/office/drawing/2016/5/12/chartex" xmlns:cx7="http://schemas.microsoft.com/office/drawing/2016/5/13/chartex" xmlns:cx8="http://schemas.microsoft.com/office/drawing/2016/5/14/chartex" xmlns:mc="http://schemas.openxmlformats.org/markup-compatibility/2006" xmlns:aink="http://schemas.microsoft.com/office/drawing/2016/ink" xmlns:am3d="http://schemas.microsoft.com/office/drawing/2017/model3d" xmlns:o="urn:schemas-microsoft-com:office:office" xmlns:oel="http://schemas.microsoft.com/office/2019/extlst" xmlns:r="http://schemas.openxmlformats.org/officeDocument/2006/relationships" xmlns:m="http://schemas.openxmlformats.org/officeDocument/2006/math" xmlns:v="urn:schemas-microsoft-com:vml" xmlns:wp14="http://schemas.microsoft.com/office/word/2010/wordprocessingDrawing" xmlns:wp="http://schemas.openxmlformats.org/drawingml/2006/wordprocessingDrawing" xmlns:w10="urn:schemas-microsoft-com:office:word" xmlns:w="http://schemas.openxmlformats.org/wordprocessingml/2006/main" xmlns:w14="http://schemas.microsoft.com/office/word/2010/wordml" xmlns:w15="http://schemas.microsoft.com/office/word/2012/wordml" xmlns:w16cex="http://schemas.microsoft.com/office/word/2018/wordml/cex" xmlns:w16cid="http://schemas.microsoft.com/office/word/2016/wordml/cid" xmlns:w16="http://schemas.microsoft.com/office/word/2018/wordml" xmlns:w16du="http://schemas.microsoft.com/office/word/2023/wordml/word16du" xmlns:w16sdtdh="http://schemas.microsoft.com/office/word/2020/wordml/sdtdatahash" xmlns:w16se="http://schemas.microsoft.com/office/word/2015/wordml/symex" xmlns:wpg="http://schemas.microsoft.com/office/word/2010/wordprocessingGroup" xmlns:wpi="http://schemas.microsoft.com/office/word/2010/wordprocessingInk" xmlns:wne="http://schemas.microsoft.com/office/word/2006/wordml" xmlns:wps="http://schemas.microsoft.com/office/word/2010/wordprocessingShape" mc:Ignorable="w14 w15 w16se w16cid w16 w16cex w16sdtdh w16du wp14">
+<w:glossaryDocument xmlns:wpc="http://schemas.microsoft.com/office/word/2010/wordprocessingCanvas" xmlns:cx="http://schemas.microsoft.com/office/drawing/2014/chartex" xmlns:cx1="http://schemas.microsoft.com/office/drawing/2015/9/8/chartex" xmlns:cx2="http://schemas.microsoft.com/office/drawing/2015/10/21/chartex" xmlns:cx3="http://schemas.microsoft.com/office/drawing/2016/5/9/chartex" xmlns:cx4="http://schemas.microsoft.com/office/drawing/2016/5/10/chartex" xmlns:cx5="http://schemas.microsoft.com/office/drawing/2016/5/11/chartex" xmlns:cx6="http://schemas.microsoft.com/office/drawing/2016/5/12/chartex" xmlns:cx7="http://schemas.microsoft.com/office/drawing/2016/5/13/chartex" xmlns:cx8="http://schemas.microsoft.com/office/drawing/2016/5/14/chartex" xmlns:mc="http://schemas.openxmlformats.org/markup-compatibility/2006" xmlns:aink="http://schemas.microsoft.com/office/drawing/2016/ink" xmlns:am3d="http://schemas.microsoft.com/office/drawing/2017/model3d" xmlns:o="urn:schemas-microsoft-com:office:office" xmlns:oel="http://schemas.microsoft.com/office/2019/extlst" xmlns:r="http://schemas.openxmlformats.org/officeDocument/2006/relationships" xmlns:m="http://schemas.openxmlformats.org/officeDocument/2006/math" xmlns:v="urn:schemas-microsoft-com:vml" xmlns:wp14="http://schemas.microsoft.com/office/word/2010/wordprocessingDrawing" xmlns:wp="http://schemas.openxmlformats.org/drawingml/2006/wordprocessingDrawing" xmlns:w10="urn:schemas-microsoft-com:office:word" xmlns:w="http://schemas.openxmlformats.org/wordprocessingml/2006/main" xmlns:w14="http://schemas.microsoft.com/office/word/2010/wordml" xmlns:w15="http://schemas.microsoft.com/office/word/2012/wordml" xmlns:w16cex="http://schemas.microsoft.com/office/word/2018/wordml/cex" xmlns:w16cid="http://schemas.microsoft.com/office/word/2016/wordml/cid" xmlns:w16="http://schemas.microsoft.com/office/word/2018/wordml" xmlns:w16du="http://schemas.microsoft.com/office/word/2023/wordml/word16du" xmlns:w16sdtdh="http://schemas.microsoft.com/office/word/2020/wordml/sdtdatahash" xmlns:w16sdtfl="http://schemas.microsoft.com/office/word/2024/wordml/sdtformatlock" xmlns:w16se="http://schemas.microsoft.com/office/word/2015/wordml/symex" xmlns:wpg="http://schemas.microsoft.com/office/word/2010/wordprocessingGroup" xmlns:wpi="http://schemas.microsoft.com/office/word/2010/wordprocessingInk" xmlns:wne="http://schemas.microsoft.com/office/word/2006/wordml" xmlns:wps="http://schemas.microsoft.com/office/word/2010/wordprocessingShape" mc:Ignorable="w14 w15 w16se w16cid w16 w16cex w16sdtdh w16sdtfl w16du wp14">
   <w:docParts>
     <w:docPart>
       <w:docPartPr>
@@ -10447,12 +11078,186 @@
         </w:p>
       </w:docPartBody>
     </w:docPart>
+    <w:docPart>
+      <w:docPartPr>
+        <w:name w:val="21E348B4AF524FD98EC1A737F9E96E99"/>
+        <w:category>
+          <w:name w:val="General"/>
+          <w:gallery w:val="placeholder"/>
+        </w:category>
+        <w:types>
+          <w:type w:val="bbPlcHdr"/>
+        </w:types>
+        <w:behaviors>
+          <w:behavior w:val="content"/>
+        </w:behaviors>
+        <w:guid w:val="{66CF62B9-B4A7-4720-9AAB-2EAE30715F59}"/>
+      </w:docPartPr>
+      <w:docPartBody>
+        <w:p>
+          <w:pPr>
+            <w:pStyle w:val="21E348B4AF524FD98EC1A737F9E96E99"/>
+          </w:pPr>
+          <w:r>
+            <w:rPr>
+              <w:rStyle w:val="PlaceholderText"/>
+            </w:rPr>
+            <w:t>Click or tap here to enter text.</w:t>
+          </w:r>
+        </w:p>
+      </w:docPartBody>
+    </w:docPart>
+    <w:docPart>
+      <w:docPartPr>
+        <w:name w:val="0FA5241CAF6848DAA6DABE5F35534BFD"/>
+        <w:category>
+          <w:name w:val="General"/>
+          <w:gallery w:val="placeholder"/>
+        </w:category>
+        <w:types>
+          <w:type w:val="bbPlcHdr"/>
+        </w:types>
+        <w:behaviors>
+          <w:behavior w:val="content"/>
+        </w:behaviors>
+        <w:guid w:val="{DC120CE5-CD0A-4CA3-9777-01D1D6E92B0F}"/>
+      </w:docPartPr>
+      <w:docPartBody>
+        <w:p>
+          <w:pPr>
+            <w:pStyle w:val="0FA5241CAF6848DAA6DABE5F35534BFD"/>
+          </w:pPr>
+          <w:r>
+            <w:rPr>
+              <w:rStyle w:val="PlaceholderText"/>
+            </w:rPr>
+            <w:t>Click or tap here to enter text.</w:t>
+          </w:r>
+        </w:p>
+      </w:docPartBody>
+    </w:docPart>
+    <w:docPart>
+      <w:docPartPr>
+        <w:name w:val="D407ABFDBFC64CBC91D97844CE6ACFCA"/>
+        <w:category>
+          <w:name w:val="General"/>
+          <w:gallery w:val="placeholder"/>
+        </w:category>
+        <w:types>
+          <w:type w:val="bbPlcHdr"/>
+        </w:types>
+        <w:behaviors>
+          <w:behavior w:val="content"/>
+        </w:behaviors>
+        <w:guid w:val="{EA2092A2-5BAB-4899-B76B-A34B1A8EBFB9}"/>
+      </w:docPartPr>
+      <w:docPartBody>
+        <w:p>
+          <w:pPr>
+            <w:pStyle w:val="D407ABFDBFC64CBC91D97844CE6ACFCA"/>
+          </w:pPr>
+          <w:r>
+            <w:rPr>
+              <w:rStyle w:val="PlaceholderText"/>
+            </w:rPr>
+            <w:t>Click or tap here to enter text.</w:t>
+          </w:r>
+        </w:p>
+      </w:docPartBody>
+    </w:docPart>
+    <w:docPart>
+      <w:docPartPr>
+        <w:name w:val="3B2203B722BC4A0BB8B63AF95A97B369"/>
+        <w:category>
+          <w:name w:val="General"/>
+          <w:gallery w:val="placeholder"/>
+        </w:category>
+        <w:types>
+          <w:type w:val="bbPlcHdr"/>
+        </w:types>
+        <w:behaviors>
+          <w:behavior w:val="content"/>
+        </w:behaviors>
+        <w:guid w:val="{4EEB054C-C3EB-4623-8C73-547CCE2C55A1}"/>
+      </w:docPartPr>
+      <w:docPartBody>
+        <w:p>
+          <w:pPr>
+            <w:pStyle w:val="3B2203B722BC4A0BB8B63AF95A97B369"/>
+          </w:pPr>
+          <w:r>
+            <w:rPr>
+              <w:rStyle w:val="PlaceholderText"/>
+            </w:rPr>
+            <w:t>Click or tap here to enter text.</w:t>
+          </w:r>
+        </w:p>
+      </w:docPartBody>
+    </w:docPart>
+    <w:docPart>
+      <w:docPartPr>
+        <w:name w:val="D8A2114C8BCA4EC4BB79C59B2D812BCC"/>
+        <w:category>
+          <w:name w:val="General"/>
+          <w:gallery w:val="placeholder"/>
+        </w:category>
+        <w:types>
+          <w:type w:val="bbPlcHdr"/>
+        </w:types>
+        <w:behaviors>
+          <w:behavior w:val="content"/>
+        </w:behaviors>
+        <w:guid w:val="{04EB07AF-478D-4090-A767-BB3B4C439DE3}"/>
+      </w:docPartPr>
+      <w:docPartBody>
+        <w:p>
+          <w:pPr>
+            <w:pStyle w:val="D8A2114C8BCA4EC4BB79C59B2D812BCC"/>
+          </w:pPr>
+          <w:r>
+            <w:rPr>
+              <w:rStyle w:val="PlaceholderText"/>
+            </w:rPr>
+            <w:t>Click or tap here to enter text.</w:t>
+          </w:r>
+        </w:p>
+      </w:docPartBody>
+    </w:docPart>
+    <w:docPart>
+      <w:docPartPr>
+        <w:name w:val="A080BA6C8E13462B95A55251A64582B8"/>
+        <w:category>
+          <w:name w:val="General"/>
+          <w:gallery w:val="placeholder"/>
+        </w:category>
+        <w:types>
+          <w:type w:val="bbPlcHdr"/>
+        </w:types>
+        <w:behaviors>
+          <w:behavior w:val="content"/>
+        </w:behaviors>
+        <w:guid w:val="{70F931AC-E59D-4D9B-9BF0-86EA347EB57B}"/>
+      </w:docPartPr>
+      <w:docPartBody>
+        <w:p>
+          <w:pPr>
+            <w:pStyle w:val="A080BA6C8E13462B95A55251A64582B8"/>
+          </w:pPr>
+          <w:r>
+            <w:rPr>
+              <w:rStyle w:val="PlaceholderText"/>
+            </w:rPr>
+            <w:t>Click or tap here to enter text.</w:t>
+          </w:r>
+        </w:p>
+      </w:docPartBody>
+    </w:docPart>
   </w:docParts>
 </w:glossaryDocument>
 </file>
 
 <file path=word/glossary/fontTable.xml><?xml version="1.0" encoding="utf-8"?>
-<w:fonts xmlns:mc="http://schemas.openxmlformats.org/markup-compatibility/2006" xmlns:r="http://schemas.openxmlformats.org/officeDocument/2006/relationships" xmlns:w="http://schemas.openxmlformats.org/wordprocessingml/2006/main" xmlns:w14="http://schemas.microsoft.com/office/word/2010/wordml" xmlns:w15="http://schemas.microsoft.com/office/word/2012/wordml" xmlns:w16cex="http://schemas.microsoft.com/office/word/2018/wordml/cex" xmlns:w16cid="http://schemas.microsoft.com/office/word/2016/wordml/cid" xmlns:w16="http://schemas.microsoft.com/office/word/2018/wordml" xmlns:w16du="http://schemas.microsoft.com/office/word/2023/wordml/word16du" xmlns:w16sdtdh="http://schemas.microsoft.com/office/word/2020/wordml/sdtdatahash" xmlns:w16se="http://schemas.microsoft.com/office/word/2015/wordml/symex" mc:Ignorable="w14 w15 w16se w16cid w16 w16cex w16sdtdh w16du">
+<w:fonts xmlns:mc="http://schemas.openxmlformats.org/markup-compatibility/2006" xmlns:r="http://schemas.openxmlformats.org/officeDocument/2006/relationships" xmlns:w="http://schemas.openxmlformats.org/wordprocessingml/2006/main" xmlns:w14="http://schemas.microsoft.com/office/word/2010/wordml" xmlns:w15="http://schemas.microsoft.com/office/word/2012/wordml" xmlns:w16cex="http://schemas.microsoft.com/office/word/2018/wordml/cex" xmlns:w16cid="http://schemas.microsoft.com/office/word/2016/wordml/cid" xmlns:w16="http://schemas.microsoft.com/office/word/2018/wordml" xmlns:w16du="http://schemas.microsoft.com/office/word/2023/wordml/word16du" xmlns:w16sdtdh="http://schemas.microsoft.com/office/word/2020/wordml/sdtdatahash" xmlns:w16sdtfl="http://schemas.microsoft.com/office/word/2024/wordml/sdtformatlock" xmlns:w16se="http://schemas.microsoft.com/office/word/2015/wordml/symex" mc:Ignorable="w14 w15 w16se w16cid w16 w16cex w16sdtdh w16sdtfl w16du">
   <w:font w:name="Symbol">
     <w:panose1 w:val="05050102010706020507"/>
     <w:charset w:val="02"/>
@@ -10507,14 +11312,14 @@
     <w:charset w:val="00"/>
     <w:family w:val="swiss"/>
     <w:pitch w:val="variable"/>
-    <w:sig w:usb0="E4002EFF" w:usb1="C000247B" w:usb2="00000009" w:usb3="00000000" w:csb0="000001FF" w:csb1="00000000"/>
+    <w:sig w:usb0="E4002EFF" w:usb1="C200247B" w:usb2="00000009" w:usb3="00000000" w:csb0="000001FF" w:csb1="00000000"/>
   </w:font>
   <w:font w:name="Calibri Light">
     <w:panose1 w:val="020F0302020204030204"/>
     <w:charset w:val="00"/>
     <w:family w:val="swiss"/>
     <w:pitch w:val="variable"/>
-    <w:sig w:usb0="E4002EFF" w:usb1="C000247B" w:usb2="00000009" w:usb3="00000000" w:csb0="000001FF" w:csb1="00000000"/>
+    <w:sig w:usb0="E4002EFF" w:usb1="C200247B" w:usb2="00000009" w:usb3="00000000" w:csb0="000001FF" w:csb1="00000000"/>
   </w:font>
   <w:font w:name="Aptos">
     <w:charset w:val="00"/>
@@ -10532,7 +11337,7 @@
 </file>
 
 <file path=word/glossary/settings.xml><?xml version="1.0" encoding="utf-8"?>
-<w:settings xmlns:mc="http://schemas.openxmlformats.org/markup-compatibility/2006" xmlns:o="urn:schemas-microsoft-com:office:office" xmlns:r="http://schemas.openxmlformats.org/officeDocument/2006/relationships" xmlns:m="http://schemas.openxmlformats.org/officeDocument/2006/math" xmlns:v="urn:schemas-microsoft-com:vml" xmlns:w10="urn:schemas-microsoft-com:office:word" xmlns:w="http://schemas.openxmlformats.org/wordprocessingml/2006/main" xmlns:w14="http://schemas.microsoft.com/office/word/2010/wordml" xmlns:w15="http://schemas.microsoft.com/office/word/2012/wordml" xmlns:w16cex="http://schemas.microsoft.com/office/word/2018/wordml/cex" xmlns:w16cid="http://schemas.microsoft.com/office/word/2016/wordml/cid" xmlns:w16="http://schemas.microsoft.com/office/word/2018/wordml" xmlns:w16du="http://schemas.microsoft.com/office/word/2023/wordml/word16du" xmlns:w16sdtdh="http://schemas.microsoft.com/office/word/2020/wordml/sdtdatahash" xmlns:w16se="http://schemas.microsoft.com/office/word/2015/wordml/symex" xmlns:sl="http://schemas.openxmlformats.org/schemaLibrary/2006/main" mc:Ignorable="w14 w15 w16se w16cid w16 w16cex w16sdtdh w16du">
+<w:settings xmlns:mc="http://schemas.openxmlformats.org/markup-compatibility/2006" xmlns:o="urn:schemas-microsoft-com:office:office" xmlns:r="http://schemas.openxmlformats.org/officeDocument/2006/relationships" xmlns:m="http://schemas.openxmlformats.org/officeDocument/2006/math" xmlns:v="urn:schemas-microsoft-com:vml" xmlns:w10="urn:schemas-microsoft-com:office:word" xmlns:w="http://schemas.openxmlformats.org/wordprocessingml/2006/main" xmlns:w14="http://schemas.microsoft.com/office/word/2010/wordml" xmlns:w15="http://schemas.microsoft.com/office/word/2012/wordml" xmlns:w16cex="http://schemas.microsoft.com/office/word/2018/wordml/cex" xmlns:w16cid="http://schemas.microsoft.com/office/word/2016/wordml/cid" xmlns:w16="http://schemas.microsoft.com/office/word/2018/wordml" xmlns:w16du="http://schemas.microsoft.com/office/word/2023/wordml/word16du" xmlns:w16sdtdh="http://schemas.microsoft.com/office/word/2020/wordml/sdtdatahash" xmlns:w16sdtfl="http://schemas.microsoft.com/office/word/2024/wordml/sdtformatlock" xmlns:w16se="http://schemas.microsoft.com/office/word/2015/wordml/symex" xmlns:sl="http://schemas.openxmlformats.org/schemaLibrary/2006/main" mc:Ignorable="w14 w15 w16se w16cid w16 w16cex w16sdtdh w16sdtfl w16du">
   <w:view w:val="normal"/>
   <w:defaultTabStop w:val="720"/>
   <w:characterSpacingControl w:val="doNotCompress"/>
@@ -10557,9 +11362,11 @@
     <w:rsid w:val="007960D0"/>
     <w:rsid w:val="00B94855"/>
     <w:rsid w:val="00BD69B8"/>
+    <w:rsid w:val="00BF0B63"/>
     <w:rsid w:val="00C649BD"/>
     <w:rsid w:val="00C82EE7"/>
     <w:rsid w:val="00E82323"/>
+    <w:rsid w:val="00EA4891"/>
     <w:rsid w:val="00F92827"/>
     <w:rsid w:val="00FA7FC7"/>
     <w:rsid w:val="00FB7A60"/>
@@ -10586,7 +11393,7 @@
 </file>
 
 <file path=word/glossary/styles.xml><?xml version="1.0" encoding="utf-8"?>
-<w:styles xmlns:mc="http://schemas.openxmlformats.org/markup-compatibility/2006" xmlns:r="http://schemas.openxmlformats.org/officeDocument/2006/relationships" xmlns:w="http://schemas.openxmlformats.org/wordprocessingml/2006/main" xmlns:w14="http://schemas.microsoft.com/office/word/2010/wordml" xmlns:w15="http://schemas.microsoft.com/office/word/2012/wordml" xmlns:w16cex="http://schemas.microsoft.com/office/word/2018/wordml/cex" xmlns:w16cid="http://schemas.microsoft.com/office/word/2016/wordml/cid" xmlns:w16="http://schemas.microsoft.com/office/word/2018/wordml" xmlns:w16du="http://schemas.microsoft.com/office/word/2023/wordml/word16du" xmlns:w16sdtdh="http://schemas.microsoft.com/office/word/2020/wordml/sdtdatahash" xmlns:w16se="http://schemas.microsoft.com/office/word/2015/wordml/symex" mc:Ignorable="w14 w15 w16se w16cid w16 w16cex w16sdtdh w16du">
+<w:styles xmlns:mc="http://schemas.openxmlformats.org/markup-compatibility/2006" xmlns:r="http://schemas.openxmlformats.org/officeDocument/2006/relationships" xmlns:w="http://schemas.openxmlformats.org/wordprocessingml/2006/main" xmlns:w14="http://schemas.microsoft.com/office/word/2010/wordml" xmlns:w15="http://schemas.microsoft.com/office/word/2012/wordml" xmlns:w16cex="http://schemas.microsoft.com/office/word/2018/wordml/cex" xmlns:w16cid="http://schemas.microsoft.com/office/word/2016/wordml/cid" xmlns:w16="http://schemas.microsoft.com/office/word/2018/wordml" xmlns:w16du="http://schemas.microsoft.com/office/word/2023/wordml/word16du" xmlns:w16sdtdh="http://schemas.microsoft.com/office/word/2020/wordml/sdtdatahash" xmlns:w16sdtfl="http://schemas.microsoft.com/office/word/2024/wordml/sdtformatlock" xmlns:w16se="http://schemas.microsoft.com/office/word/2015/wordml/symex" mc:Ignorable="w14 w15 w16se w16cid w16 w16cex w16sdtdh w16sdtfl w16du">
   <w:docDefaults>
     <w:rPrDefault>
       <w:rPr>
@@ -11016,7 +11823,7 @@
     <w:basedOn w:val="DefaultParagraphFont"/>
     <w:uiPriority w:val="99"/>
     <w:semiHidden/>
-    <w:rsid w:val="00BD69B8"/>
+    <w:rsid w:val="00BF0B63"/>
     <w:rPr>
       <w:color w:val="808080"/>
     </w:rPr>
@@ -11161,11 +11968,89 @@
     <w:name w:val="A98A5E9BD96A431793B8926985DEF0D1"/>
     <w:rsid w:val="00506AF7"/>
   </w:style>
+  <w:style w:type="paragraph" w:customStyle="1" w:styleId="21E348B4AF524FD98EC1A737F9E96E99">
+    <w:name w:val="21E348B4AF524FD98EC1A737F9E96E99"/>
+    <w:rsid w:val="00BF0B63"/>
+    <w:pPr>
+      <w:spacing w:line="278" w:lineRule="auto"/>
+    </w:pPr>
+    <w:rPr>
+      <w:kern w:val="2"/>
+      <w:sz w:val="24"/>
+      <w:szCs w:val="24"/>
+      <w14:ligatures w14:val="standardContextual"/>
+    </w:rPr>
+  </w:style>
+  <w:style w:type="paragraph" w:customStyle="1" w:styleId="0FA5241CAF6848DAA6DABE5F35534BFD">
+    <w:name w:val="0FA5241CAF6848DAA6DABE5F35534BFD"/>
+    <w:rsid w:val="00BF0B63"/>
+    <w:pPr>
+      <w:spacing w:line="278" w:lineRule="auto"/>
+    </w:pPr>
+    <w:rPr>
+      <w:kern w:val="2"/>
+      <w:sz w:val="24"/>
+      <w:szCs w:val="24"/>
+      <w14:ligatures w14:val="standardContextual"/>
+    </w:rPr>
+  </w:style>
+  <w:style w:type="paragraph" w:customStyle="1" w:styleId="D407ABFDBFC64CBC91D97844CE6ACFCA">
+    <w:name w:val="D407ABFDBFC64CBC91D97844CE6ACFCA"/>
+    <w:rsid w:val="00BF0B63"/>
+    <w:pPr>
+      <w:spacing w:line="278" w:lineRule="auto"/>
+    </w:pPr>
+    <w:rPr>
+      <w:kern w:val="2"/>
+      <w:sz w:val="24"/>
+      <w:szCs w:val="24"/>
+      <w14:ligatures w14:val="standardContextual"/>
+    </w:rPr>
+  </w:style>
+  <w:style w:type="paragraph" w:customStyle="1" w:styleId="3B2203B722BC4A0BB8B63AF95A97B369">
+    <w:name w:val="3B2203B722BC4A0BB8B63AF95A97B369"/>
+    <w:rsid w:val="00BF0B63"/>
+    <w:pPr>
+      <w:spacing w:line="278" w:lineRule="auto"/>
+    </w:pPr>
+    <w:rPr>
+      <w:kern w:val="2"/>
+      <w:sz w:val="24"/>
+      <w:szCs w:val="24"/>
+      <w14:ligatures w14:val="standardContextual"/>
+    </w:rPr>
+  </w:style>
+  <w:style w:type="paragraph" w:customStyle="1" w:styleId="D8A2114C8BCA4EC4BB79C59B2D812BCC">
+    <w:name w:val="D8A2114C8BCA4EC4BB79C59B2D812BCC"/>
+    <w:rsid w:val="00BF0B63"/>
+    <w:pPr>
+      <w:spacing w:line="278" w:lineRule="auto"/>
+    </w:pPr>
+    <w:rPr>
+      <w:kern w:val="2"/>
+      <w:sz w:val="24"/>
+      <w:szCs w:val="24"/>
+      <w14:ligatures w14:val="standardContextual"/>
+    </w:rPr>
+  </w:style>
+  <w:style w:type="paragraph" w:customStyle="1" w:styleId="A080BA6C8E13462B95A55251A64582B8">
+    <w:name w:val="A080BA6C8E13462B95A55251A64582B8"/>
+    <w:rsid w:val="00BF0B63"/>
+    <w:pPr>
+      <w:spacing w:line="278" w:lineRule="auto"/>
+    </w:pPr>
+    <w:rPr>
+      <w:kern w:val="2"/>
+      <w:sz w:val="24"/>
+      <w:szCs w:val="24"/>
+      <w14:ligatures w14:val="standardContextual"/>
+    </w:rPr>
+  </w:style>
 </w:styles>
 </file>
 
 <file path=word/glossary/webSettings.xml><?xml version="1.0" encoding="utf-8"?>
-<w:webSettings xmlns:mc="http://schemas.openxmlformats.org/markup-compatibility/2006" xmlns:r="http://schemas.openxmlformats.org/officeDocument/2006/relationships" xmlns:w="http://schemas.openxmlformats.org/wordprocessingml/2006/main" xmlns:w14="http://schemas.microsoft.com/office/word/2010/wordml" xmlns:w15="http://schemas.microsoft.com/office/word/2012/wordml" xmlns:w16cex="http://schemas.microsoft.com/office/word/2018/wordml/cex" xmlns:w16cid="http://schemas.microsoft.com/office/word/2016/wordml/cid" xmlns:w16="http://schemas.microsoft.com/office/word/2018/wordml" xmlns:w16du="http://schemas.microsoft.com/office/word/2023/wordml/word16du" xmlns:w16sdtdh="http://schemas.microsoft.com/office/word/2020/wordml/sdtdatahash" xmlns:w16se="http://schemas.microsoft.com/office/word/2015/wordml/symex" mc:Ignorable="w14 w15 w16se w16cid w16 w16cex w16sdtdh w16du">
+<w:webSettings xmlns:mc="http://schemas.openxmlformats.org/markup-compatibility/2006" xmlns:r="http://schemas.openxmlformats.org/officeDocument/2006/relationships" xmlns:w="http://schemas.openxmlformats.org/wordprocessingml/2006/main" xmlns:w14="http://schemas.microsoft.com/office/word/2010/wordml" xmlns:w15="http://schemas.microsoft.com/office/word/2012/wordml" xmlns:w16cex="http://schemas.microsoft.com/office/word/2018/wordml/cex" xmlns:w16cid="http://schemas.microsoft.com/office/word/2016/wordml/cid" xmlns:w16="http://schemas.microsoft.com/office/word/2018/wordml" xmlns:w16du="http://schemas.microsoft.com/office/word/2023/wordml/word16du" xmlns:w16sdtdh="http://schemas.microsoft.com/office/word/2020/wordml/sdtdatahash" xmlns:w16sdtfl="http://schemas.microsoft.com/office/word/2024/wordml/sdtformatlock" xmlns:w16se="http://schemas.microsoft.com/office/word/2015/wordml/symex" mc:Ignorable="w14 w15 w16se w16cid w16 w16cex w16sdtdh w16sdtfl w16du">
   <w:optimizeForBrowser/>
   <w:allowPNG/>
 </w:webSettings>
